--- a/__отчеты/Текст к защите.docx
+++ b/__отчеты/Текст к защите.docx
@@ -343,19 +343,28 @@
           <w:szCs w:val="20"/>
           <w:lang w:val="ru-RU"/>
         </w:rPr>
-        <w:t xml:space="preserve">это - </w:t>
+        <w:t>это -</w:t>
       </w:r>
       <w:r>
         <w:rPr>
           <w:sz w:val="20"/>
           <w:szCs w:val="20"/>
-        </w:rPr>
-        <w:t>СВЕТОФОР, ОПРЕДЕЛЯЮЩИЙ ЗАГРУЖЕННОСТЬ ПОТОКА АВТОМОБИЛЕЙ И ПЕШЕХОДОВ С ПОМОЩЬЮ КОМПЬЮТЕРНОГО ЗРЕНИЯ, ДЛЯ АВТОМАТИЧЕСКОГО ПЕРЕКЛЮЧЕНИЯ СИГНАЛОВ</w:t>
+          <w:lang w:val="ru-RU"/>
+        </w:rPr>
+        <w:t xml:space="preserve"> </w:t>
       </w:r>
       <w:r>
         <w:rPr>
           <w:sz w:val="20"/>
           <w:szCs w:val="20"/>
+          <w:lang w:val="ru-RU"/>
+        </w:rPr>
+        <w:t>ИНТЕЛЛЕКТУАЛЬНЫЕ АЛГОРИТМЫ АДАПТИВНОГО УПРАВЛЕНИЯ СВЕТОФОРОМ ДЛЯ ОПТИМИЗАЦИИ ДОРОЖНОГО ТРАФИКА</w:t>
+      </w:r>
+      <w:r>
+        <w:rPr>
+          <w:sz w:val="20"/>
+          <w:szCs w:val="20"/>
         </w:rPr>
         <w:t>.</w:t>
       </w:r>
@@ -400,14 +409,14 @@
           <w:szCs w:val="18"/>
           <w:lang w:val="ru-RU"/>
         </w:rPr>
-        <w:t xml:space="preserve">исследованию </w:t>
-      </w:r>
-      <w:r>
-        <w:rPr>
-          <w:sz w:val="18"/>
-          <w:szCs w:val="18"/>
-        </w:rPr>
-        <w:t xml:space="preserve">архитектур </w:t>
+        <w:t xml:space="preserve">ознакомлению и развертыванию </w:t>
+      </w:r>
+      <w:r>
+        <w:rPr>
+          <w:sz w:val="18"/>
+          <w:szCs w:val="18"/>
+        </w:rPr>
+        <w:t xml:space="preserve">системы для </w:t>
       </w:r>
       <w:proofErr w:type="spellStart"/>
       <w:r>
@@ -415,7 +424,7 @@
           <w:sz w:val="18"/>
           <w:szCs w:val="18"/>
         </w:rPr>
-        <w:t>нейросетей</w:t>
+        <w:t>валидации</w:t>
       </w:r>
       <w:proofErr w:type="spellEnd"/>
       <w:r>
@@ -423,12 +432,29 @@
           <w:sz w:val="18"/>
           <w:szCs w:val="18"/>
         </w:rPr>
-        <w:t>, методов и существующих решений в области регулировки движения с использованием компьютерного зрения и разработка программы для сегментации автомобилей и пешеходов на видео</w:t>
-      </w:r>
-      <w:r>
-        <w:rPr>
-          <w:sz w:val="18"/>
-          <w:szCs w:val="18"/>
+        <w:t xml:space="preserve"> </w:t>
+      </w:r>
+      <w:proofErr w:type="spellStart"/>
+      <w:r>
+        <w:rPr>
+          <w:sz w:val="18"/>
+          <w:szCs w:val="18"/>
+        </w:rPr>
+        <w:t>нейросетевых</w:t>
+      </w:r>
+      <w:proofErr w:type="spellEnd"/>
+      <w:r>
+        <w:rPr>
+          <w:sz w:val="18"/>
+          <w:szCs w:val="18"/>
+        </w:rPr>
+        <w:t xml:space="preserve"> моделей и архитектур для адаптивного управления светофором с учетом автомобильного и пешеходного трафиков</w:t>
+      </w:r>
+      <w:r>
+        <w:rPr>
+          <w:sz w:val="18"/>
+          <w:szCs w:val="18"/>
+          <w:lang w:val="ru-RU"/>
         </w:rPr>
         <w:t>.</w:t>
       </w:r>
@@ -502,14 +528,7 @@
           <w:sz w:val="18"/>
           <w:szCs w:val="18"/>
         </w:rPr>
-        <w:t>Изучить необходимый материал для построения архитектуры модели</w:t>
-      </w:r>
-      <w:r>
-        <w:rPr>
-          <w:sz w:val="18"/>
-          <w:szCs w:val="18"/>
-        </w:rPr>
-        <w:t>;</w:t>
+        <w:t>Провести анализ существующих решений для адаптивного управления трафиком</w:t>
       </w:r>
     </w:p>
     <w:p>
@@ -533,22 +552,16 @@
         <w:rPr>
           <w:sz w:val="18"/>
           <w:szCs w:val="18"/>
-        </w:rPr>
-        <w:t>2.</w:t>
-      </w:r>
-      <w:r>
-        <w:rPr>
-          <w:sz w:val="18"/>
-          <w:szCs w:val="18"/>
-        </w:rPr>
-        <w:tab/>
-      </w:r>
-      <w:r>
-        <w:rPr>
-          <w:sz w:val="18"/>
-          <w:szCs w:val="18"/>
-        </w:rPr>
-        <w:t xml:space="preserve">Изучить существующие решения и аналоги по </w:t>
+          <w:lang w:val="ru-RU"/>
+        </w:rPr>
+        <w:t xml:space="preserve">2. </w:t>
+      </w:r>
+      <w:r>
+        <w:rPr>
+          <w:sz w:val="18"/>
+          <w:szCs w:val="18"/>
+        </w:rPr>
+        <w:t>Выбор архитектуры (</w:t>
       </w:r>
       <w:proofErr w:type="spellStart"/>
       <w:r>
@@ -556,7 +569,7 @@
           <w:sz w:val="18"/>
           <w:szCs w:val="18"/>
         </w:rPr>
-        <w:t>детекции</w:t>
+        <w:t>BaseLine</w:t>
       </w:r>
       <w:proofErr w:type="spellEnd"/>
       <w:r>
@@ -564,14 +577,7 @@
           <w:sz w:val="18"/>
           <w:szCs w:val="18"/>
         </w:rPr>
-        <w:t xml:space="preserve"> транспортного трафика с использованием камер</w:t>
-      </w:r>
-      <w:r>
-        <w:rPr>
-          <w:sz w:val="18"/>
-          <w:szCs w:val="18"/>
-        </w:rPr>
-        <w:t>;</w:t>
+        <w:t>)</w:t>
       </w:r>
     </w:p>
     <w:p>
@@ -583,27 +589,38 @@
           <w:right w:val="nil"/>
           <w:between w:val="nil"/>
         </w:pBdr>
-        <w:ind w:left="-1134" w:right="-1177"/>
-        <w:rPr>
-          <w:sz w:val="18"/>
-          <w:szCs w:val="18"/>
-        </w:rPr>
-      </w:pPr>
-      <w:r>
-        <w:rPr>
-          <w:sz w:val="18"/>
-          <w:szCs w:val="18"/>
-          <w:lang w:val="ru-RU"/>
-        </w:rPr>
-        <w:t xml:space="preserve">3.      </w:t>
-      </w:r>
-      <w:r>
-        <w:rPr>
-          <w:sz w:val="18"/>
-          <w:szCs w:val="18"/>
-        </w:rPr>
-        <w:t>Разработать программу, для определения каждого пикселя на принадлежность объекту автомобиля или пешехода на видео</w:t>
-      </w:r>
+        <w:spacing w:line="240" w:lineRule="auto"/>
+        <w:ind w:left="-1134" w:right="-1177"/>
+        <w:jc w:val="both"/>
+        <w:rPr>
+          <w:sz w:val="18"/>
+          <w:szCs w:val="18"/>
+        </w:rPr>
+      </w:pPr>
+      <w:r>
+        <w:rPr>
+          <w:sz w:val="18"/>
+          <w:szCs w:val="18"/>
+          <w:lang w:val="ru-RU"/>
+        </w:rPr>
+        <w:t xml:space="preserve">3. </w:t>
+      </w:r>
+      <w:r>
+        <w:rPr>
+          <w:sz w:val="18"/>
+          <w:szCs w:val="18"/>
+        </w:rPr>
+        <w:t xml:space="preserve">Выбор </w:t>
+      </w:r>
+      <w:proofErr w:type="spellStart"/>
+      <w:r>
+        <w:rPr>
+          <w:sz w:val="18"/>
+          <w:szCs w:val="18"/>
+        </w:rPr>
+        <w:t>датасета</w:t>
+      </w:r>
+      <w:proofErr w:type="spellEnd"/>
     </w:p>
     <w:p>
       <w:pPr>
@@ -626,30 +643,16 @@
         <w:rPr>
           <w:sz w:val="18"/>
           <w:szCs w:val="18"/>
-        </w:rPr>
-        <w:t xml:space="preserve">Практическая значимость данной работы </w:t>
-      </w:r>
-      <w:r>
-        <w:rPr>
-          <w:sz w:val="18"/>
-          <w:szCs w:val="18"/>
-        </w:rPr>
-        <w:t xml:space="preserve">заключается в том, что при </w:t>
-      </w:r>
-      <w:r>
-        <w:rPr>
-          <w:sz w:val="18"/>
-          <w:szCs w:val="18"/>
-          <w:lang w:val="ru-RU"/>
-        </w:rPr>
-        <w:t>регулировке движения транспорта, сигналы будут переключаться на основе предсказаний модели, а данные для предсказания будут получены с помощью компьютерного зрения</w:t>
-      </w:r>
-      <w:r>
-        <w:rPr>
-          <w:sz w:val="18"/>
-          <w:szCs w:val="18"/>
-        </w:rPr>
-        <w:t xml:space="preserve">. </w:t>
+          <w:lang w:val="ru-RU"/>
+        </w:rPr>
+        <w:t xml:space="preserve">4. </w:t>
+      </w:r>
+      <w:r>
+        <w:rPr>
+          <w:sz w:val="18"/>
+          <w:szCs w:val="18"/>
+        </w:rPr>
+        <w:t>Развертывание системы для анализа трафика</w:t>
       </w:r>
     </w:p>
     <w:p>
@@ -667,67 +670,22 @@
         <w:rPr>
           <w:sz w:val="18"/>
           <w:szCs w:val="18"/>
-          <w:lang w:val="ru-RU"/>
-        </w:rPr>
-      </w:pPr>
-      <w:r>
-        <w:rPr>
-          <w:b/>
-          <w:sz w:val="24"/>
-          <w:szCs w:val="24"/>
-        </w:rPr>
-        <w:t>слайд 4</w:t>
-      </w:r>
-      <w:r>
-        <w:rPr>
-          <w:b/>
-          <w:sz w:val="24"/>
-          <w:szCs w:val="24"/>
-        </w:rPr>
-        <w:t xml:space="preserve"> </w:t>
-      </w:r>
-      <w:r>
-        <w:rPr>
-          <w:b/>
-          <w:sz w:val="24"/>
-          <w:szCs w:val="24"/>
-          <w:lang w:val="ru-RU"/>
-        </w:rPr>
-        <w:t xml:space="preserve">– </w:t>
-      </w:r>
-      <w:r>
-        <w:rPr>
-          <w:sz w:val="18"/>
-          <w:szCs w:val="18"/>
-          <w:lang w:val="ru-RU"/>
-        </w:rPr>
-        <w:t xml:space="preserve">актуальность следует </w:t>
-      </w:r>
-      <w:proofErr w:type="gramStart"/>
-      <w:r>
-        <w:rPr>
-          <w:sz w:val="18"/>
-          <w:szCs w:val="18"/>
-          <w:lang w:val="ru-RU"/>
-        </w:rPr>
-        <w:t>из проблемы</w:t>
-      </w:r>
-      <w:proofErr w:type="gramEnd"/>
-      <w:r>
-        <w:rPr>
-          <w:sz w:val="18"/>
-          <w:szCs w:val="18"/>
-          <w:lang w:val="ru-RU"/>
-        </w:rPr>
-        <w:t xml:space="preserve"> описанной на следующем слайде</w:t>
-      </w:r>
-      <w:r>
-        <w:rPr>
-          <w:sz w:val="18"/>
-          <w:szCs w:val="18"/>
-          <w:lang w:val="ru-RU"/>
-        </w:rPr>
-        <w:t>.</w:t>
+        </w:rPr>
+      </w:pPr>
+      <w:r>
+        <w:rPr>
+          <w:sz w:val="18"/>
+          <w:szCs w:val="18"/>
+          <w:lang w:val="ru-RU"/>
+        </w:rPr>
+        <w:t xml:space="preserve">5. </w:t>
+      </w:r>
+      <w:r>
+        <w:rPr>
+          <w:sz w:val="18"/>
+          <w:szCs w:val="18"/>
+        </w:rPr>
+        <w:t>Результаты метрик</w:t>
       </w:r>
     </w:p>
     <w:p>
@@ -743,28 +701,24 @@
         <w:ind w:left="-1134" w:right="-1177"/>
         <w:jc w:val="both"/>
         <w:rPr>
-          <w:b/>
-          <w:sz w:val="24"/>
-          <w:szCs w:val="24"/>
-          <w:lang w:val="ru-RU"/>
-        </w:rPr>
-      </w:pPr>
-      <w:r>
-        <w:rPr>
-          <w:b/>
-          <w:sz w:val="24"/>
-          <w:szCs w:val="24"/>
-        </w:rPr>
-        <w:t>слайд 5</w:t>
-      </w:r>
-      <w:r>
-        <w:rPr>
-          <w:b/>
-          <w:sz w:val="24"/>
-          <w:szCs w:val="24"/>
-          <w:lang w:val="ru-RU"/>
-        </w:rPr>
-        <w:t xml:space="preserve"> </w:t>
+          <w:sz w:val="18"/>
+          <w:szCs w:val="18"/>
+        </w:rPr>
+      </w:pPr>
+      <w:r>
+        <w:rPr>
+          <w:sz w:val="18"/>
+          <w:szCs w:val="18"/>
+          <w:lang w:val="ru-RU"/>
+        </w:rPr>
+        <w:t xml:space="preserve">6. </w:t>
+      </w:r>
+      <w:r>
+        <w:rPr>
+          <w:sz w:val="18"/>
+          <w:szCs w:val="18"/>
+        </w:rPr>
+        <w:t>Выводы по проделанной работе (на основе задач)</w:t>
       </w:r>
     </w:p>
     <w:p>
@@ -782,16 +736,36 @@
         <w:rPr>
           <w:sz w:val="18"/>
           <w:szCs w:val="18"/>
-          <w:lang w:val="ru-RU"/>
-        </w:rPr>
-      </w:pPr>
-      <w:r>
-        <w:rPr>
-          <w:sz w:val="18"/>
-          <w:szCs w:val="18"/>
-          <w:lang w:val="ru-RU"/>
-        </w:rPr>
-        <w:t>В условиях современного города, пробки, особенно в час-пик, приводят к огромным экономическим, временным, психологическим и иным задержкам.</w:t>
+        </w:rPr>
+      </w:pPr>
+      <w:r>
+        <w:rPr>
+          <w:sz w:val="18"/>
+          <w:szCs w:val="18"/>
+        </w:rPr>
+        <w:t xml:space="preserve">Практическая значимость данной работы </w:t>
+      </w:r>
+      <w:r>
+        <w:rPr>
+          <w:sz w:val="18"/>
+          <w:szCs w:val="18"/>
+        </w:rPr>
+        <w:t xml:space="preserve">заключается в том, что при </w:t>
+      </w:r>
+      <w:r>
+        <w:rPr>
+          <w:sz w:val="18"/>
+          <w:szCs w:val="18"/>
+          <w:lang w:val="ru-RU"/>
+        </w:rPr>
+        <w:t>регулировке движения транспорта, сигналы будут переключаться на основе предсказаний модели, а данные для предсказания будут получены с помощью компьютерного зрения</w:t>
+      </w:r>
+      <w:r>
+        <w:rPr>
+          <w:sz w:val="18"/>
+          <w:szCs w:val="18"/>
+        </w:rPr>
+        <w:t xml:space="preserve">. </w:t>
       </w:r>
     </w:p>
     <w:p>
@@ -807,48 +781,62 @@
         <w:ind w:left="-1134" w:right="-1177"/>
         <w:jc w:val="both"/>
         <w:rPr>
-          <w:b/>
-          <w:sz w:val="24"/>
-          <w:szCs w:val="24"/>
-          <w:lang w:val="ru-RU"/>
-        </w:rPr>
-      </w:pPr>
-      <w:r>
-        <w:rPr>
-          <w:sz w:val="18"/>
-          <w:szCs w:val="18"/>
-          <w:lang w:val="ru-RU"/>
-        </w:rPr>
-        <w:t xml:space="preserve">Из разных источников, в 2023 году в </w:t>
-      </w:r>
-      <w:proofErr w:type="spellStart"/>
-      <w:r>
-        <w:rPr>
-          <w:sz w:val="18"/>
-          <w:szCs w:val="18"/>
-          <w:lang w:val="ru-RU"/>
-        </w:rPr>
-        <w:t>сша</w:t>
-      </w:r>
-      <w:proofErr w:type="spellEnd"/>
-      <w:r>
-        <w:rPr>
-          <w:sz w:val="18"/>
-          <w:szCs w:val="18"/>
-          <w:lang w:val="ru-RU"/>
-        </w:rPr>
-        <w:t xml:space="preserve"> ущерб от простоя автомобилей оценивался в 70 млрд </w:t>
-      </w:r>
-      <w:proofErr w:type="spellStart"/>
-      <w:r>
-        <w:rPr>
-          <w:sz w:val="18"/>
-          <w:szCs w:val="18"/>
-          <w:lang w:val="ru-RU"/>
-        </w:rPr>
-        <w:t>длр</w:t>
-      </w:r>
-      <w:proofErr w:type="spellEnd"/>
+          <w:sz w:val="18"/>
+          <w:szCs w:val="18"/>
+          <w:lang w:val="ru-RU"/>
+        </w:rPr>
+      </w:pPr>
+      <w:r>
+        <w:rPr>
+          <w:b/>
+          <w:sz w:val="24"/>
+          <w:szCs w:val="24"/>
+        </w:rPr>
+        <w:t>слайд 4</w:t>
+      </w:r>
+      <w:r>
+        <w:rPr>
+          <w:b/>
+          <w:sz w:val="24"/>
+          <w:szCs w:val="24"/>
+        </w:rPr>
+        <w:t xml:space="preserve"> </w:t>
+      </w:r>
+      <w:r>
+        <w:rPr>
+          <w:b/>
+          <w:sz w:val="24"/>
+          <w:szCs w:val="24"/>
+          <w:lang w:val="ru-RU"/>
+        </w:rPr>
+        <w:t xml:space="preserve">– </w:t>
+      </w:r>
+      <w:r>
+        <w:rPr>
+          <w:sz w:val="18"/>
+          <w:szCs w:val="18"/>
+          <w:lang w:val="ru-RU"/>
+        </w:rPr>
+        <w:t xml:space="preserve">актуальность следует </w:t>
+      </w:r>
+      <w:proofErr w:type="gramStart"/>
+      <w:r>
+        <w:rPr>
+          <w:sz w:val="18"/>
+          <w:szCs w:val="18"/>
+          <w:lang w:val="ru-RU"/>
+        </w:rPr>
+        <w:t>из проблемы</w:t>
+      </w:r>
+      <w:proofErr w:type="gramEnd"/>
+      <w:r>
+        <w:rPr>
+          <w:sz w:val="18"/>
+          <w:szCs w:val="18"/>
+          <w:lang w:val="ru-RU"/>
+        </w:rPr>
+        <w:t xml:space="preserve"> описанной на следующем слайде</w:t>
+      </w:r>
       <w:r>
         <w:rPr>
           <w:sz w:val="18"/>
@@ -871,61 +859,28 @@
         <w:ind w:left="-1134" w:right="-1177"/>
         <w:jc w:val="both"/>
         <w:rPr>
-          <w:b/>
-          <w:sz w:val="24"/>
-          <w:szCs w:val="24"/>
-          <w:lang w:val="ru-RU"/>
-        </w:rPr>
-      </w:pPr>
-      <w:r>
-        <w:rPr>
-          <w:b/>
-          <w:sz w:val="24"/>
-          <w:szCs w:val="24"/>
-        </w:rPr>
-        <w:t xml:space="preserve">слайд </w:t>
-      </w:r>
-      <w:r>
-        <w:rPr>
-          <w:b/>
-          <w:sz w:val="24"/>
-          <w:szCs w:val="24"/>
-          <w:lang w:val="ru-RU"/>
-        </w:rPr>
-        <w:t>6</w:t>
-      </w:r>
-      <w:r>
-        <w:rPr>
-          <w:b/>
-          <w:sz w:val="24"/>
-          <w:szCs w:val="24"/>
-          <w:lang w:val="ru-RU"/>
-        </w:rPr>
-        <w:t xml:space="preserve"> </w:t>
-      </w:r>
-      <w:r>
-        <w:rPr>
-          <w:sz w:val="18"/>
-          <w:szCs w:val="18"/>
-          <w:lang w:val="ru-RU"/>
-        </w:rPr>
-        <w:t>Существующие проекты</w:t>
-      </w:r>
-      <w:r>
-        <w:rPr>
-          <w:sz w:val="18"/>
-          <w:szCs w:val="18"/>
-          <w:lang w:val="ru-RU"/>
-        </w:rPr>
-        <w:t>,</w:t>
-      </w:r>
-      <w:r>
-        <w:rPr>
-          <w:sz w:val="18"/>
-          <w:szCs w:val="18"/>
-          <w:lang w:val="ru-RU"/>
-        </w:rPr>
-        <w:t xml:space="preserve"> сейчас в </w:t>
+          <w:sz w:val="18"/>
+          <w:szCs w:val="18"/>
+          <w:lang w:val="ru-RU"/>
+        </w:rPr>
+      </w:pPr>
+      <w:proofErr w:type="gramStart"/>
+      <w:r>
+        <w:rPr>
+          <w:sz w:val="18"/>
+          <w:szCs w:val="18"/>
+          <w:lang w:val="ru-RU"/>
+        </w:rPr>
+        <w:t>Система</w:t>
+      </w:r>
+      <w:proofErr w:type="gramEnd"/>
+      <w:r>
+        <w:rPr>
+          <w:sz w:val="18"/>
+          <w:szCs w:val="18"/>
+          <w:lang w:val="ru-RU"/>
+        </w:rPr>
+        <w:t xml:space="preserve"> рассмотренная в рамках текущей работы будет использоваться как один из блоков </w:t>
       </w:r>
       <w:proofErr w:type="spellStart"/>
       <w:r>
@@ -934,7 +889,7 @@
           <w:szCs w:val="18"/>
           <w:lang w:val="ru-RU"/>
         </w:rPr>
-        <w:t>россии</w:t>
+        <w:t>валидации</w:t>
       </w:r>
       <w:proofErr w:type="spellEnd"/>
       <w:r>
@@ -943,82 +898,7 @@
           <w:szCs w:val="18"/>
           <w:lang w:val="ru-RU"/>
         </w:rPr>
-        <w:t xml:space="preserve"> самым распространенным типом «умных» светофоров является</w:t>
-      </w:r>
-      <w:r>
-        <w:rPr>
-          <w:sz w:val="18"/>
-          <w:szCs w:val="18"/>
-          <w:lang w:val="ru-RU"/>
-        </w:rPr>
-        <w:t xml:space="preserve"> адаптивный светофор, полагающийся на </w:t>
-      </w:r>
-      <w:r>
-        <w:rPr>
-          <w:sz w:val="18"/>
-          <w:szCs w:val="18"/>
-          <w:lang w:val="ru-RU"/>
-        </w:rPr>
-        <w:t>физические датчик</w:t>
-      </w:r>
-      <w:r>
-        <w:rPr>
-          <w:sz w:val="18"/>
-          <w:szCs w:val="18"/>
-          <w:lang w:val="ru-RU"/>
-        </w:rPr>
-        <w:t xml:space="preserve">и и хона контроля ограничена также ими, помимо этого существует проект Паук трафик, </w:t>
-      </w:r>
-      <w:proofErr w:type="spellStart"/>
-      <w:r>
-        <w:rPr>
-          <w:sz w:val="18"/>
-          <w:szCs w:val="18"/>
-          <w:lang w:val="ru-RU"/>
-        </w:rPr>
-        <w:t>котрый</w:t>
-      </w:r>
-      <w:proofErr w:type="spellEnd"/>
-      <w:r>
-        <w:rPr>
-          <w:sz w:val="18"/>
-          <w:szCs w:val="18"/>
-          <w:lang w:val="ru-RU"/>
-        </w:rPr>
-        <w:t xml:space="preserve"> с использованием Компьютерного зрения  умеет анализировать и собирать данные трафика, а так-же фиксировать нарушения</w:t>
-      </w:r>
-      <w:r>
-        <w:rPr>
-          <w:sz w:val="18"/>
-          <w:szCs w:val="18"/>
-          <w:lang w:val="ru-RU"/>
-        </w:rPr>
-        <w:br/>
-        <w:t xml:space="preserve">Самым продвинутым решением на текущий момент был Германский проект </w:t>
-      </w:r>
-      <w:r>
-        <w:rPr>
-          <w:sz w:val="18"/>
-          <w:szCs w:val="18"/>
-          <w:lang w:val="en-US"/>
-        </w:rPr>
-        <w:t>KI</w:t>
-      </w:r>
-      <w:r>
-        <w:rPr>
-          <w:sz w:val="18"/>
-          <w:szCs w:val="18"/>
-          <w:lang w:val="ru-RU"/>
-        </w:rPr>
-        <w:t>4</w:t>
-      </w:r>
-      <w:r>
-        <w:rPr>
-          <w:sz w:val="18"/>
-          <w:szCs w:val="18"/>
-          <w:lang w:val="en-US"/>
-        </w:rPr>
-        <w:t>LSA</w:t>
+        <w:t xml:space="preserve"> модели.</w:t>
       </w:r>
     </w:p>
     <w:p>
@@ -1034,84 +914,28 @@
         <w:ind w:left="-1134" w:right="-1177"/>
         <w:jc w:val="both"/>
         <w:rPr>
-          <w:sz w:val="18"/>
-          <w:szCs w:val="18"/>
-          <w:lang w:val="ru-RU"/>
-        </w:rPr>
-      </w:pPr>
-      <w:r>
-        <w:rPr>
-          <w:b/>
-          <w:sz w:val="24"/>
-          <w:szCs w:val="24"/>
-        </w:rPr>
-        <w:t>с</w:t>
-      </w:r>
-      <w:r>
-        <w:rPr>
-          <w:b/>
-          <w:sz w:val="24"/>
-          <w:szCs w:val="24"/>
-        </w:rPr>
-        <w:t>лайд 7</w:t>
-      </w:r>
-      <w:r>
-        <w:rPr>
-          <w:b/>
-          <w:sz w:val="24"/>
-          <w:szCs w:val="24"/>
+          <w:b/>
+          <w:sz w:val="24"/>
+          <w:szCs w:val="24"/>
+          <w:lang w:val="ru-RU"/>
+        </w:rPr>
+      </w:pPr>
+      <w:r>
+        <w:rPr>
+          <w:b/>
+          <w:sz w:val="24"/>
+          <w:szCs w:val="24"/>
+        </w:rPr>
+        <w:t>слайд 5</w:t>
+      </w:r>
+      <w:r>
+        <w:rPr>
+          <w:b/>
+          <w:sz w:val="24"/>
+          <w:szCs w:val="24"/>
+          <w:lang w:val="ru-RU"/>
         </w:rPr>
         <w:t xml:space="preserve"> </w:t>
-      </w:r>
-      <w:r>
-        <w:rPr>
-          <w:sz w:val="18"/>
-          <w:szCs w:val="18"/>
-          <w:lang w:val="ru-RU"/>
-        </w:rPr>
-        <w:t xml:space="preserve">в 2023 году в немецком </w:t>
-      </w:r>
-      <w:proofErr w:type="spellStart"/>
-      <w:r>
-        <w:rPr>
-          <w:sz w:val="18"/>
-          <w:szCs w:val="18"/>
-          <w:lang w:val="ru-RU"/>
-        </w:rPr>
-        <w:t>горде</w:t>
-      </w:r>
-      <w:proofErr w:type="spellEnd"/>
-      <w:r>
-        <w:rPr>
-          <w:sz w:val="18"/>
-          <w:szCs w:val="18"/>
-          <w:lang w:val="ru-RU"/>
-        </w:rPr>
-        <w:t xml:space="preserve"> </w:t>
-      </w:r>
-      <w:proofErr w:type="spellStart"/>
-      <w:r>
-        <w:rPr>
-          <w:sz w:val="18"/>
-          <w:szCs w:val="18"/>
-          <w:lang w:val="ru-RU"/>
-        </w:rPr>
-        <w:t>Лемго</w:t>
-      </w:r>
-      <w:proofErr w:type="spellEnd"/>
-      <w:r>
-        <w:rPr>
-          <w:sz w:val="18"/>
-          <w:szCs w:val="18"/>
-          <w:lang w:val="ru-RU"/>
-        </w:rPr>
-        <w:t xml:space="preserve"> проект KI4LSA установил светофоры с камерами высокого разрешения и радарными датчиками, для фиксирования реальной дорожной ситуации, включая среднюю скорость автомобилей и время ожидания, для интеллектуального прогнозирующего переключения светофоров В конце наблюдений, использование искусственного интеллекта улучшило транспортный поток на 10-15</w:t>
-      </w:r>
-      <w:r>
-        <w:rPr>
-          <w:color w:val="000000" w:themeColor="text1"/>
-        </w:rPr>
-        <w:t>%</w:t>
       </w:r>
     </w:p>
     <w:p>
@@ -1126,781 +950,15 @@
         <w:spacing w:line="240" w:lineRule="auto"/>
         <w:ind w:left="-1134" w:right="-1177"/>
         <w:jc w:val="both"/>
-        <w:rPr>
-          <w:sz w:val="18"/>
-          <w:szCs w:val="18"/>
-          <w:lang w:val="ru-RU"/>
-        </w:rPr>
-      </w:pPr>
-      <w:r>
-        <w:rPr>
-          <w:b/>
-          <w:sz w:val="24"/>
-          <w:szCs w:val="24"/>
-        </w:rPr>
-        <w:t xml:space="preserve">слайд </w:t>
-      </w:r>
-      <w:r>
-        <w:rPr>
-          <w:b/>
-          <w:sz w:val="24"/>
-          <w:szCs w:val="24"/>
-          <w:lang w:val="ru-RU"/>
-        </w:rPr>
-        <w:t>8</w:t>
-      </w:r>
-      <w:r>
-        <w:rPr>
-          <w:b/>
-          <w:sz w:val="24"/>
-          <w:szCs w:val="24"/>
-        </w:rPr>
-        <w:t xml:space="preserve"> </w:t>
-      </w:r>
-      <w:proofErr w:type="spellStart"/>
-      <w:r>
-        <w:rPr>
-          <w:sz w:val="18"/>
-          <w:szCs w:val="18"/>
-          <w:lang w:val="ru-RU"/>
-        </w:rPr>
-        <w:t>т</w:t>
-      </w:r>
-      <w:r>
-        <w:rPr>
-          <w:sz w:val="18"/>
-          <w:szCs w:val="18"/>
-          <w:lang w:val="ru-RU"/>
-        </w:rPr>
-        <w:t>Во</w:t>
-      </w:r>
-      <w:proofErr w:type="spellEnd"/>
-      <w:r>
-        <w:rPr>
-          <w:sz w:val="18"/>
-          <w:szCs w:val="18"/>
-          <w:lang w:val="ru-RU"/>
-        </w:rPr>
-        <w:t xml:space="preserve"> время поиска данных для обучения модели столкнулся с рядом ограничений: …</w:t>
-      </w:r>
-      <w:r>
-        <w:rPr>
-          <w:sz w:val="18"/>
-          <w:szCs w:val="18"/>
-          <w:lang w:val="ru-RU"/>
-        </w:rPr>
-        <w:br/>
-        <w:t>поэтому подходящим шагом было найти сервисы</w:t>
-      </w:r>
-      <w:r>
-        <w:rPr>
-          <w:sz w:val="18"/>
-          <w:szCs w:val="18"/>
-          <w:lang w:val="ru-RU"/>
-        </w:rPr>
-        <w:t xml:space="preserve"> для удобной аннотации </w:t>
-      </w:r>
-      <w:proofErr w:type="spellStart"/>
-      <w:r>
-        <w:rPr>
-          <w:sz w:val="18"/>
-          <w:szCs w:val="18"/>
-          <w:lang w:val="ru-RU"/>
-        </w:rPr>
-        <w:t>датасета</w:t>
-      </w:r>
-      <w:proofErr w:type="spellEnd"/>
-      <w:r>
-        <w:rPr>
-          <w:sz w:val="18"/>
-          <w:szCs w:val="18"/>
-          <w:lang w:val="ru-RU"/>
-        </w:rPr>
-        <w:tab/>
-      </w:r>
-    </w:p>
-    <w:p>
-      <w:pPr>
-        <w:spacing w:line="240" w:lineRule="auto"/>
-        <w:ind w:left="-1134" w:right="-1177"/>
-        <w:jc w:val="both"/>
-        <w:rPr>
-          <w:sz w:val="18"/>
-          <w:szCs w:val="18"/>
-          <w:lang w:val="ru-RU"/>
-        </w:rPr>
-      </w:pPr>
-      <w:r>
-        <w:rPr>
-          <w:b/>
-          <w:sz w:val="24"/>
-          <w:szCs w:val="24"/>
-        </w:rPr>
-        <w:t xml:space="preserve">слайд </w:t>
-      </w:r>
-      <w:r>
-        <w:rPr>
-          <w:b/>
-          <w:sz w:val="24"/>
-          <w:szCs w:val="24"/>
-          <w:lang w:val="ru-RU"/>
-        </w:rPr>
-        <w:t>10</w:t>
-      </w:r>
-      <w:r>
-        <w:t xml:space="preserve"> </w:t>
-      </w:r>
-      <w:r>
-        <w:rPr>
-          <w:sz w:val="18"/>
-          <w:szCs w:val="18"/>
-          <w:lang w:val="ru-RU"/>
-        </w:rPr>
-        <w:t xml:space="preserve">Перед </w:t>
-      </w:r>
-      <w:r>
-        <w:rPr>
-          <w:sz w:val="18"/>
-          <w:szCs w:val="18"/>
-          <w:lang w:val="ru-RU"/>
-        </w:rPr>
-        <w:t xml:space="preserve">разработкой программы </w:t>
-      </w:r>
-      <w:r>
-        <w:rPr>
-          <w:sz w:val="18"/>
-          <w:szCs w:val="18"/>
-          <w:lang w:val="ru-RU"/>
-        </w:rPr>
-        <w:t>кратко пройдусь по стеку технологий, предполагаемому для достижения цели.</w:t>
-      </w:r>
-    </w:p>
-    <w:p>
-      <w:pPr>
-        <w:spacing w:line="240" w:lineRule="auto"/>
-        <w:ind w:left="-1134" w:right="-1177"/>
-        <w:jc w:val="both"/>
-        <w:rPr>
-          <w:sz w:val="18"/>
-          <w:szCs w:val="18"/>
-          <w:lang w:val="ru-RU"/>
-        </w:rPr>
-      </w:pPr>
-      <w:r>
-        <w:rPr>
-          <w:sz w:val="18"/>
-          <w:szCs w:val="18"/>
-          <w:lang w:val="ru-RU"/>
-        </w:rPr>
-        <w:t>Основной стек технологий выглядит следующим образом:</w:t>
-      </w:r>
-    </w:p>
-    <w:p>
-      <w:pPr>
-        <w:spacing w:line="240" w:lineRule="auto"/>
-        <w:ind w:left="-1134" w:right="-1177"/>
-        <w:jc w:val="both"/>
-        <w:rPr>
-          <w:sz w:val="18"/>
-          <w:szCs w:val="18"/>
-          <w:lang w:val="ru-RU"/>
-        </w:rPr>
-      </w:pPr>
-      <w:r>
-        <w:rPr>
-          <w:sz w:val="18"/>
-          <w:szCs w:val="18"/>
-          <w:lang w:val="ru-RU"/>
-        </w:rPr>
-        <w:t xml:space="preserve">• Написание кода происходило в </w:t>
-      </w:r>
-      <w:proofErr w:type="spellStart"/>
-      <w:r>
-        <w:rPr>
-          <w:sz w:val="18"/>
-          <w:szCs w:val="18"/>
-          <w:lang w:val="ru-RU"/>
-        </w:rPr>
-        <w:t>google</w:t>
-      </w:r>
-      <w:proofErr w:type="spellEnd"/>
-      <w:r>
-        <w:rPr>
-          <w:sz w:val="18"/>
-          <w:szCs w:val="18"/>
-          <w:lang w:val="ru-RU"/>
-        </w:rPr>
-        <w:t xml:space="preserve"> </w:t>
-      </w:r>
-      <w:proofErr w:type="spellStart"/>
-      <w:r>
-        <w:rPr>
-          <w:sz w:val="18"/>
-          <w:szCs w:val="18"/>
-          <w:lang w:val="ru-RU"/>
-        </w:rPr>
-        <w:t>Collab</w:t>
-      </w:r>
-      <w:proofErr w:type="spellEnd"/>
-      <w:r>
-        <w:rPr>
-          <w:sz w:val="18"/>
-          <w:szCs w:val="18"/>
-          <w:lang w:val="ru-RU"/>
-        </w:rPr>
-        <w:t xml:space="preserve">, облачный аналог </w:t>
-      </w:r>
-      <w:proofErr w:type="spellStart"/>
-      <w:r>
-        <w:rPr>
-          <w:sz w:val="18"/>
-          <w:szCs w:val="18"/>
-          <w:lang w:val="ru-RU"/>
-        </w:rPr>
-        <w:t>Jupiter</w:t>
-      </w:r>
-      <w:proofErr w:type="spellEnd"/>
-      <w:r>
-        <w:rPr>
-          <w:sz w:val="18"/>
-          <w:szCs w:val="18"/>
-          <w:lang w:val="ru-RU"/>
-        </w:rPr>
-        <w:t xml:space="preserve"> </w:t>
-      </w:r>
-      <w:proofErr w:type="spellStart"/>
-      <w:r>
-        <w:rPr>
-          <w:sz w:val="18"/>
-          <w:szCs w:val="18"/>
-          <w:lang w:val="ru-RU"/>
-        </w:rPr>
-        <w:t>Notebook</w:t>
-      </w:r>
-      <w:proofErr w:type="spellEnd"/>
-      <w:r>
-        <w:rPr>
-          <w:sz w:val="18"/>
-          <w:szCs w:val="18"/>
-          <w:lang w:val="ru-RU"/>
-        </w:rPr>
-        <w:t xml:space="preserve">, для написания кода на </w:t>
-      </w:r>
-      <w:proofErr w:type="spellStart"/>
-      <w:r>
-        <w:rPr>
-          <w:sz w:val="18"/>
-          <w:szCs w:val="18"/>
-          <w:lang w:val="ru-RU"/>
-        </w:rPr>
-        <w:t>python</w:t>
-      </w:r>
-      <w:proofErr w:type="spellEnd"/>
-      <w:r>
-        <w:rPr>
-          <w:sz w:val="18"/>
-          <w:szCs w:val="18"/>
-          <w:lang w:val="ru-RU"/>
-        </w:rPr>
-        <w:t>.</w:t>
-      </w:r>
-    </w:p>
-    <w:p>
-      <w:pPr>
-        <w:spacing w:line="240" w:lineRule="auto"/>
-        <w:ind w:left="-1134" w:right="-1177"/>
-        <w:jc w:val="both"/>
-        <w:rPr>
-          <w:sz w:val="18"/>
-          <w:szCs w:val="18"/>
-          <w:lang w:val="ru-RU"/>
-        </w:rPr>
-      </w:pPr>
-      <w:r>
-        <w:rPr>
-          <w:sz w:val="18"/>
-          <w:szCs w:val="18"/>
-          <w:lang w:val="ru-RU"/>
-        </w:rPr>
-        <w:t xml:space="preserve">• </w:t>
-      </w:r>
-      <w:proofErr w:type="spellStart"/>
-      <w:r>
-        <w:rPr>
-          <w:sz w:val="18"/>
-          <w:szCs w:val="18"/>
-          <w:lang w:val="ru-RU"/>
-        </w:rPr>
-        <w:t>OpenCV</w:t>
-      </w:r>
-      <w:proofErr w:type="spellEnd"/>
-      <w:r>
-        <w:rPr>
-          <w:sz w:val="18"/>
-          <w:szCs w:val="18"/>
-          <w:lang w:val="ru-RU"/>
-        </w:rPr>
-        <w:t xml:space="preserve"> – библиотека для работы с изображениями</w:t>
-      </w:r>
-    </w:p>
-    <w:p>
-      <w:pPr>
-        <w:spacing w:line="240" w:lineRule="auto"/>
-        <w:ind w:left="-1134" w:right="-1177"/>
-        <w:jc w:val="both"/>
-        <w:rPr>
-          <w:sz w:val="18"/>
-          <w:szCs w:val="18"/>
-          <w:lang w:val="ru-RU"/>
-        </w:rPr>
-      </w:pPr>
-      <w:r>
-        <w:rPr>
-          <w:sz w:val="18"/>
-          <w:szCs w:val="18"/>
-          <w:lang w:val="ru-RU"/>
-        </w:rPr>
-        <w:t xml:space="preserve">• </w:t>
-      </w:r>
-      <w:proofErr w:type="spellStart"/>
-      <w:r>
-        <w:rPr>
-          <w:sz w:val="18"/>
-          <w:szCs w:val="18"/>
-          <w:lang w:val="ru-RU"/>
-        </w:rPr>
-        <w:t>Ultralytics</w:t>
-      </w:r>
-      <w:proofErr w:type="spellEnd"/>
-      <w:r>
-        <w:rPr>
-          <w:sz w:val="18"/>
-          <w:szCs w:val="18"/>
-          <w:lang w:val="ru-RU"/>
-        </w:rPr>
-        <w:t xml:space="preserve"> YOLO и </w:t>
-      </w:r>
-      <w:proofErr w:type="spellStart"/>
-      <w:r>
-        <w:rPr>
-          <w:sz w:val="18"/>
-          <w:szCs w:val="18"/>
-          <w:lang w:val="ru-RU"/>
-        </w:rPr>
-        <w:t>Roboflow</w:t>
-      </w:r>
-      <w:proofErr w:type="spellEnd"/>
-      <w:r>
-        <w:rPr>
-          <w:sz w:val="18"/>
-          <w:szCs w:val="18"/>
-          <w:lang w:val="ru-RU"/>
-        </w:rPr>
-        <w:t xml:space="preserve"> для работы с </w:t>
-      </w:r>
-      <w:proofErr w:type="spellStart"/>
-      <w:r>
-        <w:rPr>
-          <w:sz w:val="18"/>
-          <w:szCs w:val="18"/>
-          <w:lang w:val="ru-RU"/>
-        </w:rPr>
-        <w:t>датасетами</w:t>
-      </w:r>
-      <w:proofErr w:type="spellEnd"/>
-      <w:r>
-        <w:rPr>
-          <w:sz w:val="18"/>
-          <w:szCs w:val="18"/>
-          <w:lang w:val="ru-RU"/>
-        </w:rPr>
-        <w:t xml:space="preserve"> и YOLO (модель обнаружения объектов и сегментации изображений /</w:t>
-      </w:r>
-    </w:p>
-    <w:p>
-      <w:pPr>
-        <w:spacing w:line="240" w:lineRule="auto"/>
-        <w:ind w:left="-1134" w:right="-1177"/>
-        <w:jc w:val="both"/>
-        <w:rPr>
-          <w:sz w:val="18"/>
-          <w:szCs w:val="18"/>
-          <w:lang w:val="ru-RU"/>
-        </w:rPr>
-      </w:pPr>
-      <w:r>
-        <w:rPr>
-          <w:sz w:val="18"/>
-          <w:szCs w:val="18"/>
-          <w:lang w:val="ru-RU"/>
-        </w:rPr>
-        <w:t>платформа для подготовки изображений и данных для машинного обучения</w:t>
-      </w:r>
-      <w:r>
-        <w:rPr>
-          <w:sz w:val="18"/>
-          <w:szCs w:val="18"/>
-          <w:lang w:val="ru-RU"/>
-        </w:rPr>
-        <w:cr/>
-      </w:r>
-      <w:r>
-        <w:rPr>
-          <w:b/>
-          <w:sz w:val="18"/>
-          <w:szCs w:val="18"/>
-          <w:lang w:val="ru-RU"/>
-        </w:rPr>
-        <w:t xml:space="preserve"> </w:t>
-      </w:r>
-      <w:r>
-        <w:rPr>
-          <w:b/>
-          <w:sz w:val="24"/>
-          <w:szCs w:val="24"/>
-        </w:rPr>
-        <w:t>слайд 1</w:t>
-      </w:r>
-      <w:r>
-        <w:rPr>
-          <w:b/>
-          <w:sz w:val="24"/>
-          <w:szCs w:val="24"/>
-          <w:lang w:val="ru-RU"/>
-        </w:rPr>
-        <w:t>1</w:t>
-      </w:r>
-      <w:r>
-        <w:rPr>
-          <w:b/>
-          <w:sz w:val="24"/>
-          <w:szCs w:val="24"/>
-        </w:rPr>
-        <w:t xml:space="preserve"> </w:t>
-      </w:r>
-      <w:r>
-        <w:rPr>
-          <w:sz w:val="18"/>
-          <w:szCs w:val="18"/>
-          <w:lang w:val="ru-RU"/>
-        </w:rPr>
-        <w:t xml:space="preserve">в качестве модели для сегментации изображений была выбрана </w:t>
-      </w:r>
-      <w:r>
-        <w:rPr>
-          <w:i/>
-          <w:iCs/>
-          <w:sz w:val="18"/>
-          <w:szCs w:val="18"/>
-          <w:lang w:val="en-US"/>
-        </w:rPr>
-        <w:t>YOLO</w:t>
-      </w:r>
-      <w:r>
-        <w:rPr>
-          <w:i/>
-          <w:iCs/>
-          <w:sz w:val="18"/>
-          <w:szCs w:val="18"/>
-          <w:lang w:val="ru-RU"/>
-        </w:rPr>
-        <w:t xml:space="preserve"> </w:t>
-      </w:r>
-      <w:r>
-        <w:rPr>
-          <w:i/>
-          <w:iCs/>
-          <w:sz w:val="18"/>
-          <w:szCs w:val="18"/>
-          <w:lang w:val="en-US"/>
-        </w:rPr>
-        <w:t>v</w:t>
-      </w:r>
-      <w:r>
-        <w:rPr>
-          <w:i/>
-          <w:iCs/>
-          <w:sz w:val="18"/>
-          <w:szCs w:val="18"/>
-          <w:lang w:val="ru-RU"/>
-        </w:rPr>
-        <w:t>11</w:t>
-      </w:r>
-      <w:r>
-        <w:rPr>
-          <w:i/>
-          <w:iCs/>
-          <w:sz w:val="18"/>
-          <w:szCs w:val="18"/>
-          <w:lang w:val="ru-RU"/>
-        </w:rPr>
-        <w:br/>
-      </w:r>
-      <w:proofErr w:type="spellStart"/>
-      <w:r>
-        <w:rPr>
-          <w:sz w:val="18"/>
-          <w:szCs w:val="18"/>
-          <w:lang w:val="ru-RU"/>
-        </w:rPr>
-        <w:t>Backbone</w:t>
-      </w:r>
-      <w:proofErr w:type="spellEnd"/>
-      <w:r>
-        <w:rPr>
-          <w:sz w:val="18"/>
-          <w:szCs w:val="18"/>
-          <w:lang w:val="ru-RU"/>
-        </w:rPr>
-        <w:t xml:space="preserve"> часть извлекает из изображения полезные признаки на основе эффективного “</w:t>
-      </w:r>
-      <w:proofErr w:type="spellStart"/>
-      <w:r>
-        <w:rPr>
-          <w:sz w:val="18"/>
-          <w:szCs w:val="18"/>
-          <w:lang w:val="ru-RU"/>
-        </w:rPr>
-        <w:t>bottleneck-based</w:t>
-      </w:r>
-      <w:proofErr w:type="spellEnd"/>
-      <w:r>
-        <w:rPr>
-          <w:sz w:val="18"/>
-          <w:szCs w:val="18"/>
-          <w:lang w:val="ru-RU"/>
-        </w:rPr>
-        <w:t>” алгоритма.</w:t>
-      </w:r>
-    </w:p>
-    <w:p>
-      <w:pPr>
-        <w:spacing w:line="240" w:lineRule="auto"/>
-        <w:ind w:left="-1134" w:right="-1177"/>
-        <w:jc w:val="both"/>
-        <w:rPr>
-          <w:sz w:val="18"/>
-          <w:szCs w:val="18"/>
-          <w:lang w:val="ru-RU"/>
-        </w:rPr>
-      </w:pPr>
-      <w:r>
-        <w:rPr>
-          <w:sz w:val="18"/>
-          <w:szCs w:val="18"/>
-          <w:lang w:val="ru-RU"/>
-        </w:rPr>
-        <w:t>Neck – обрабатывает выходные данные Backbone и передает полученные признаки головной части</w:t>
-      </w:r>
-    </w:p>
-    <w:p>
-      <w:pPr>
-        <w:spacing w:line="240" w:lineRule="auto"/>
-        <w:ind w:left="-1134" w:right="-1177"/>
-        <w:jc w:val="both"/>
-        <w:rPr>
-          <w:sz w:val="18"/>
-          <w:szCs w:val="18"/>
-          <w:lang w:val="ru-RU"/>
-        </w:rPr>
-      </w:pPr>
-      <w:r>
-        <w:rPr>
-          <w:sz w:val="18"/>
-          <w:szCs w:val="18"/>
-          <w:lang w:val="ru-RU"/>
-        </w:rPr>
-        <w:t>Head (головная) часть, работает исходя из поставленной задачи:</w:t>
-      </w:r>
-    </w:p>
-    <w:p>
-      <w:pPr>
-        <w:spacing w:line="240" w:lineRule="auto"/>
-        <w:ind w:left="-1134" w:right="-1177"/>
-        <w:jc w:val="both"/>
-        <w:rPr>
-          <w:sz w:val="18"/>
-          <w:szCs w:val="18"/>
-          <w:lang w:val="ru-RU"/>
-        </w:rPr>
-      </w:pPr>
-      <w:r>
-        <w:rPr>
-          <w:sz w:val="18"/>
-          <w:szCs w:val="18"/>
-          <w:lang w:val="ru-RU"/>
-        </w:rPr>
-        <w:t xml:space="preserve">- </w:t>
-      </w:r>
-      <w:r>
-        <w:rPr>
-          <w:sz w:val="18"/>
-          <w:szCs w:val="18"/>
-          <w:lang w:val="ru-RU"/>
-        </w:rPr>
-        <w:t xml:space="preserve">обнаружение объектов на изображении, </w:t>
-      </w:r>
-    </w:p>
-    <w:p>
-      <w:pPr>
-        <w:spacing w:line="240" w:lineRule="auto"/>
-        <w:ind w:left="-1134" w:right="-1177"/>
-        <w:jc w:val="both"/>
-        <w:rPr>
-          <w:sz w:val="18"/>
-          <w:szCs w:val="18"/>
-          <w:lang w:val="ru-RU"/>
-        </w:rPr>
-      </w:pPr>
-      <w:r>
-        <w:rPr>
-          <w:sz w:val="18"/>
-          <w:szCs w:val="18"/>
-          <w:lang w:val="ru-RU"/>
-        </w:rPr>
-        <w:t xml:space="preserve">- </w:t>
-      </w:r>
-      <w:r>
-        <w:rPr>
-          <w:sz w:val="18"/>
-          <w:szCs w:val="18"/>
-          <w:lang w:val="ru-RU"/>
-        </w:rPr>
-        <w:t>семантическая сегментация объектов,</w:t>
-      </w:r>
-    </w:p>
-    <w:p>
-      <w:pPr>
-        <w:spacing w:line="240" w:lineRule="auto"/>
-        <w:ind w:left="-1134" w:right="-1177"/>
-        <w:jc w:val="both"/>
-        <w:rPr>
-          <w:sz w:val="18"/>
-          <w:szCs w:val="18"/>
-          <w:lang w:val="ru-RU"/>
-        </w:rPr>
-      </w:pPr>
-      <w:r>
-        <w:rPr>
-          <w:sz w:val="18"/>
-          <w:szCs w:val="18"/>
-          <w:lang w:val="ru-RU"/>
-        </w:rPr>
-        <w:t xml:space="preserve">- </w:t>
-      </w:r>
-      <w:r>
-        <w:rPr>
-          <w:sz w:val="18"/>
-          <w:szCs w:val="18"/>
-          <w:lang w:val="ru-RU"/>
-        </w:rPr>
-        <w:t>определение ключевых точек для позы (например, на человеке голова, локти и т.д.),</w:t>
-      </w:r>
-    </w:p>
-    <w:p>
-      <w:pPr>
-        <w:spacing w:line="240" w:lineRule="auto"/>
-        <w:ind w:left="-1134" w:right="-1177"/>
-        <w:jc w:val="both"/>
-        <w:rPr>
-          <w:sz w:val="18"/>
-          <w:szCs w:val="18"/>
-          <w:lang w:val="ru-RU"/>
-        </w:rPr>
-      </w:pPr>
-      <w:r>
-        <w:rPr>
-          <w:sz w:val="18"/>
-          <w:szCs w:val="18"/>
-          <w:lang w:val="ru-RU"/>
-        </w:rPr>
-        <w:t xml:space="preserve">- </w:t>
-      </w:r>
-      <w:r>
-        <w:rPr>
-          <w:sz w:val="18"/>
-          <w:szCs w:val="18"/>
-          <w:lang w:val="ru-RU"/>
-        </w:rPr>
-        <w:t>классификация изображений и т.д.</w:t>
-      </w:r>
-    </w:p>
-    <w:p>
-      <w:pPr>
-        <w:spacing w:line="240" w:lineRule="auto"/>
-        <w:ind w:left="-1134" w:right="-1177" w:firstLine="1134"/>
-        <w:jc w:val="both"/>
-      </w:pPr>
-      <w:r>
-        <w:rPr>
-          <w:lang w:val="en-US"/>
-        </w:rPr>
-        <w:t>Bottleneck</w:t>
-      </w:r>
-      <w:r>
-        <w:t>-</w:t>
-      </w:r>
-      <w:r>
-        <w:rPr>
-          <w:lang w:val="en-US"/>
-        </w:rPr>
-        <w:t>based</w:t>
-      </w:r>
-      <w:r>
-        <w:t xml:space="preserve"> </w:t>
-      </w:r>
-      <w:r>
-        <w:t xml:space="preserve">слой представляет из себя два </w:t>
-      </w:r>
-      <w:proofErr w:type="spellStart"/>
-      <w:r>
-        <w:t>сверточных</w:t>
-      </w:r>
-      <w:proofErr w:type="spellEnd"/>
-      <w:r>
-        <w:t xml:space="preserve"> блока, соединенных последовательно с функцией конкатенации, если параметр </w:t>
-      </w:r>
-      <w:r>
-        <w:rPr>
-          <w:lang w:val="en-US"/>
-        </w:rPr>
-        <w:t>shortcut</w:t>
-      </w:r>
-      <w:r>
-        <w:t xml:space="preserve"> = </w:t>
-      </w:r>
-      <w:r>
-        <w:rPr>
-          <w:lang w:val="en-US"/>
-        </w:rPr>
-        <w:t>true</w:t>
-      </w:r>
-      <w:r>
-        <w:t xml:space="preserve">, </w:t>
-      </w:r>
-      <w:r>
-        <w:t xml:space="preserve">входные параметры объединяются с выходными параметрами второго </w:t>
-      </w:r>
-      <w:proofErr w:type="spellStart"/>
-      <w:r>
-        <w:t>сверточного</w:t>
-      </w:r>
-      <w:proofErr w:type="spellEnd"/>
-      <w:r>
-        <w:t xml:space="preserve"> слоя. Такая структура повышает эффективность и процесс обучения</w:t>
-      </w:r>
-    </w:p>
-    <w:p>
-      <w:pPr>
-        <w:spacing w:line="240" w:lineRule="auto"/>
-        <w:ind w:left="-1134" w:right="-1177"/>
-        <w:jc w:val="both"/>
-        <w:rPr>
-          <w:sz w:val="18"/>
-          <w:szCs w:val="18"/>
-          <w:lang w:val="ru-RU"/>
-        </w:rPr>
-      </w:pPr>
+      </w:pPr>
+      <w:r>
+        <w:rPr>
+          <w:sz w:val="18"/>
+          <w:szCs w:val="18"/>
+          <w:lang w:val="ru-RU"/>
+        </w:rPr>
+        <w:t>В условиях современного города, пробки, особенно в час-пик, приводят к огромным экономическим, временным, психологическим и иным задержкам.</w:t>
+      </w:r>
     </w:p>
     <w:p>
       <w:pPr>
@@ -1915,110 +973,144 @@
         <w:ind w:left="-1134" w:right="-1177"/>
         <w:jc w:val="both"/>
         <w:rPr>
-          <w:sz w:val="18"/>
-          <w:szCs w:val="18"/>
-        </w:rPr>
-      </w:pPr>
-      <w:r>
-        <w:rPr>
-          <w:b/>
-          <w:sz w:val="24"/>
-          <w:szCs w:val="24"/>
-        </w:rPr>
-        <w:t>слайд 1</w:t>
-      </w:r>
-      <w:r>
-        <w:rPr>
-          <w:b/>
-          <w:sz w:val="24"/>
-          <w:szCs w:val="24"/>
-          <w:lang w:val="ru-RU"/>
-        </w:rPr>
-        <w:t>2</w:t>
-      </w:r>
-      <w:r>
-        <w:rPr>
-          <w:b/>
-          <w:sz w:val="24"/>
-          <w:szCs w:val="24"/>
+          <w:b/>
+          <w:sz w:val="24"/>
+          <w:szCs w:val="24"/>
+          <w:lang w:val="ru-RU"/>
+        </w:rPr>
+      </w:pPr>
+      <w:r>
+        <w:rPr>
+          <w:b/>
+          <w:sz w:val="24"/>
+          <w:szCs w:val="24"/>
+        </w:rPr>
+        <w:t xml:space="preserve">слайд </w:t>
+      </w:r>
+      <w:r>
+        <w:rPr>
+          <w:b/>
+          <w:sz w:val="24"/>
+          <w:szCs w:val="24"/>
+          <w:lang w:val="ru-RU"/>
+        </w:rPr>
+        <w:t>6</w:t>
+      </w:r>
+      <w:r>
+        <w:rPr>
+          <w:b/>
+          <w:sz w:val="24"/>
+          <w:szCs w:val="24"/>
+          <w:lang w:val="ru-RU"/>
         </w:rPr>
         <w:t xml:space="preserve"> </w:t>
       </w:r>
       <w:r>
         <w:rPr>
-          <w:sz w:val="16"/>
-          <w:szCs w:val="16"/>
-        </w:rPr>
-        <w:t xml:space="preserve"> </w:t>
-      </w:r>
-      <w:r>
-        <w:rPr>
-          <w:sz w:val="18"/>
-          <w:szCs w:val="18"/>
-        </w:rPr>
-        <w:t xml:space="preserve"> </w:t>
-      </w:r>
-      <w:r>
-        <w:rPr>
-          <w:sz w:val="18"/>
-          <w:szCs w:val="18"/>
-          <w:lang w:val="ru-RU"/>
-        </w:rPr>
-        <w:t xml:space="preserve">Далее для работы с видео был разработан класс </w:t>
+          <w:sz w:val="18"/>
+          <w:szCs w:val="18"/>
+          <w:lang w:val="ru-RU"/>
+        </w:rPr>
+        <w:t>Существующие проекты</w:t>
+      </w:r>
+      <w:r>
+        <w:rPr>
+          <w:sz w:val="18"/>
+          <w:szCs w:val="18"/>
+          <w:lang w:val="ru-RU"/>
+        </w:rPr>
+        <w:t>,</w:t>
+      </w:r>
+      <w:r>
+        <w:rPr>
+          <w:sz w:val="18"/>
+          <w:szCs w:val="18"/>
+          <w:lang w:val="ru-RU"/>
+        </w:rPr>
+        <w:t xml:space="preserve"> сейчас в </w:t>
       </w:r>
       <w:proofErr w:type="spellStart"/>
       <w:r>
         <w:rPr>
           <w:sz w:val="18"/>
           <w:szCs w:val="18"/>
+          <w:lang w:val="ru-RU"/>
+        </w:rPr>
+        <w:t>россии</w:t>
+      </w:r>
+      <w:proofErr w:type="spellEnd"/>
+      <w:r>
+        <w:rPr>
+          <w:sz w:val="18"/>
+          <w:szCs w:val="18"/>
+          <w:lang w:val="ru-RU"/>
+        </w:rPr>
+        <w:t xml:space="preserve"> самым распространенным типом «умных» светофоров является</w:t>
+      </w:r>
+      <w:r>
+        <w:rPr>
+          <w:sz w:val="18"/>
+          <w:szCs w:val="18"/>
+          <w:lang w:val="ru-RU"/>
+        </w:rPr>
+        <w:t xml:space="preserve"> адаптивный светофор, полагающийся на </w:t>
+      </w:r>
+      <w:r>
+        <w:rPr>
+          <w:sz w:val="18"/>
+          <w:szCs w:val="18"/>
+          <w:lang w:val="ru-RU"/>
+        </w:rPr>
+        <w:t>физические датчик</w:t>
+      </w:r>
+      <w:r>
+        <w:rPr>
+          <w:sz w:val="18"/>
+          <w:szCs w:val="18"/>
+          <w:lang w:val="ru-RU"/>
+        </w:rPr>
+        <w:t>и и хона контроля ограничена т</w:t>
+      </w:r>
+      <w:r>
+        <w:rPr>
+          <w:sz w:val="18"/>
+          <w:szCs w:val="18"/>
+          <w:lang w:val="ru-RU"/>
+        </w:rPr>
+        <w:t>акже ими, помимо этого существуют проекты для сбора и анализа данных трафика, но как таковых интеллектуальных систем нет.</w:t>
+      </w:r>
+      <w:r>
+        <w:rPr>
+          <w:sz w:val="18"/>
+          <w:szCs w:val="18"/>
+          <w:lang w:val="ru-RU"/>
+        </w:rPr>
+        <w:br/>
+        <w:t xml:space="preserve">Самым продвинутым решением на текущий момент был Германский проект </w:t>
+      </w:r>
+      <w:r>
+        <w:rPr>
+          <w:sz w:val="18"/>
+          <w:szCs w:val="18"/>
           <w:lang w:val="en-US"/>
         </w:rPr>
-        <w:t>VideoConverterClass</w:t>
-      </w:r>
-      <w:proofErr w:type="spellEnd"/>
-      <w:r>
-        <w:rPr>
-          <w:sz w:val="18"/>
-          <w:szCs w:val="18"/>
-          <w:lang w:val="ru-RU"/>
-        </w:rPr>
-        <w:t xml:space="preserve">, класс умеет </w:t>
-      </w:r>
-      <w:proofErr w:type="spellStart"/>
-      <w:r>
-        <w:rPr>
-          <w:sz w:val="18"/>
-          <w:szCs w:val="18"/>
-          <w:lang w:val="ru-RU"/>
-        </w:rPr>
-        <w:t>прееобразовывать</w:t>
-      </w:r>
-      <w:proofErr w:type="spellEnd"/>
-      <w:r>
-        <w:rPr>
-          <w:sz w:val="18"/>
-          <w:szCs w:val="18"/>
-          <w:lang w:val="ru-RU"/>
-        </w:rPr>
-        <w:t xml:space="preserve"> видео в кадры с обнаруженными объектами и собирать обработанные кадры </w:t>
-      </w:r>
-      <w:proofErr w:type="gramStart"/>
-      <w:r>
-        <w:rPr>
-          <w:sz w:val="18"/>
-          <w:szCs w:val="18"/>
-          <w:lang w:val="ru-RU"/>
-        </w:rPr>
-        <w:t>обратно  в</w:t>
-      </w:r>
-      <w:proofErr w:type="gramEnd"/>
-      <w:r>
-        <w:rPr>
-          <w:sz w:val="18"/>
-          <w:szCs w:val="18"/>
-          <w:lang w:val="ru-RU"/>
-        </w:rPr>
-        <w:t xml:space="preserve"> одно видео </w:t>
+        <w:t>KI</w:t>
+      </w:r>
+      <w:r>
+        <w:rPr>
+          <w:sz w:val="18"/>
+          <w:szCs w:val="18"/>
+          <w:lang w:val="ru-RU"/>
+        </w:rPr>
+        <w:t>4</w:t>
+      </w:r>
+      <w:r>
+        <w:rPr>
+          <w:sz w:val="18"/>
+          <w:szCs w:val="18"/>
+          <w:lang w:val="en-US"/>
+        </w:rPr>
+        <w:t>LSA</w:t>
       </w:r>
     </w:p>
     <w:p>
@@ -2036,6 +1128,890 @@
         <w:rPr>
           <w:sz w:val="18"/>
           <w:szCs w:val="18"/>
+          <w:lang w:val="ru-RU"/>
+        </w:rPr>
+      </w:pPr>
+      <w:r>
+        <w:rPr>
+          <w:b/>
+          <w:sz w:val="24"/>
+          <w:szCs w:val="24"/>
+        </w:rPr>
+        <w:t>с</w:t>
+      </w:r>
+      <w:r>
+        <w:rPr>
+          <w:b/>
+          <w:sz w:val="24"/>
+          <w:szCs w:val="24"/>
+        </w:rPr>
+        <w:t>лайд 7</w:t>
+      </w:r>
+      <w:r>
+        <w:rPr>
+          <w:b/>
+          <w:sz w:val="24"/>
+          <w:szCs w:val="24"/>
+        </w:rPr>
+        <w:t xml:space="preserve"> </w:t>
+      </w:r>
+      <w:r>
+        <w:rPr>
+          <w:sz w:val="18"/>
+          <w:szCs w:val="18"/>
+          <w:lang w:val="ru-RU"/>
+        </w:rPr>
+        <w:t xml:space="preserve">в 2023 году в немецком </w:t>
+      </w:r>
+      <w:proofErr w:type="spellStart"/>
+      <w:r>
+        <w:rPr>
+          <w:sz w:val="18"/>
+          <w:szCs w:val="18"/>
+          <w:lang w:val="ru-RU"/>
+        </w:rPr>
+        <w:t>горде</w:t>
+      </w:r>
+      <w:proofErr w:type="spellEnd"/>
+      <w:r>
+        <w:rPr>
+          <w:sz w:val="18"/>
+          <w:szCs w:val="18"/>
+          <w:lang w:val="ru-RU"/>
+        </w:rPr>
+        <w:t xml:space="preserve"> </w:t>
+      </w:r>
+      <w:proofErr w:type="spellStart"/>
+      <w:r>
+        <w:rPr>
+          <w:sz w:val="18"/>
+          <w:szCs w:val="18"/>
+          <w:lang w:val="ru-RU"/>
+        </w:rPr>
+        <w:t>Лемго</w:t>
+      </w:r>
+      <w:proofErr w:type="spellEnd"/>
+      <w:r>
+        <w:rPr>
+          <w:sz w:val="18"/>
+          <w:szCs w:val="18"/>
+          <w:lang w:val="ru-RU"/>
+        </w:rPr>
+        <w:t xml:space="preserve"> проект KI4LSA установил светофоры с камерами высокого разр</w:t>
+      </w:r>
+      <w:r>
+        <w:rPr>
+          <w:sz w:val="18"/>
+          <w:szCs w:val="18"/>
+          <w:lang w:val="ru-RU"/>
+        </w:rPr>
+        <w:t>ешения и радарными датчиками</w:t>
+      </w:r>
+      <w:r>
+        <w:rPr>
+          <w:sz w:val="18"/>
+          <w:szCs w:val="18"/>
+          <w:lang w:val="ru-RU"/>
+        </w:rPr>
+        <w:t>, для интеллектуального прогнозирующего переключения светофоров В конце наблюдений, использование искусственного интеллекта улучшило транспортный поток на 10-15</w:t>
+      </w:r>
+      <w:r>
+        <w:rPr>
+          <w:color w:val="000000" w:themeColor="text1"/>
+        </w:rPr>
+        <w:t>%</w:t>
+      </w:r>
+    </w:p>
+    <w:p>
+      <w:pPr>
+        <w:pBdr>
+          <w:top w:val="nil"/>
+          <w:left w:val="nil"/>
+          <w:bottom w:val="nil"/>
+          <w:right w:val="nil"/>
+          <w:between w:val="nil"/>
+        </w:pBdr>
+        <w:spacing w:line="240" w:lineRule="auto"/>
+        <w:ind w:left="-1134" w:right="-1177"/>
+        <w:jc w:val="both"/>
+        <w:rPr>
+          <w:b/>
+          <w:sz w:val="24"/>
+          <w:szCs w:val="24"/>
+          <w:lang w:val="ru-RU"/>
+        </w:rPr>
+      </w:pPr>
+      <w:r>
+        <w:rPr>
+          <w:b/>
+          <w:sz w:val="24"/>
+          <w:szCs w:val="24"/>
+        </w:rPr>
+        <w:t xml:space="preserve">слайд </w:t>
+      </w:r>
+      <w:r>
+        <w:rPr>
+          <w:b/>
+          <w:sz w:val="24"/>
+          <w:szCs w:val="24"/>
+          <w:lang w:val="ru-RU"/>
+        </w:rPr>
+        <w:t>8</w:t>
+      </w:r>
+      <w:r>
+        <w:rPr>
+          <w:b/>
+          <w:sz w:val="24"/>
+          <w:szCs w:val="24"/>
+        </w:rPr>
+        <w:t xml:space="preserve"> </w:t>
+      </w:r>
+    </w:p>
+    <w:p>
+      <w:pPr>
+        <w:pBdr>
+          <w:top w:val="nil"/>
+          <w:left w:val="nil"/>
+          <w:bottom w:val="nil"/>
+          <w:right w:val="nil"/>
+          <w:between w:val="nil"/>
+        </w:pBdr>
+        <w:spacing w:line="240" w:lineRule="auto"/>
+        <w:ind w:left="-1134" w:right="-1177"/>
+        <w:jc w:val="both"/>
+        <w:rPr>
+          <w:rFonts w:ascii="Google Sans" w:hAnsi="Google Sans"/>
+          <w:color w:val="001D35"/>
+          <w:shd w:val="clear" w:color="auto" w:fill="FFFFFF"/>
+        </w:rPr>
+      </w:pPr>
+      <w:r>
+        <w:rPr>
+          <w:sz w:val="18"/>
+          <w:szCs w:val="18"/>
+          <w:lang w:val="ru-RU"/>
+        </w:rPr>
+        <w:t xml:space="preserve">одним из пунктов </w:t>
+      </w:r>
+      <w:proofErr w:type="spellStart"/>
+      <w:r>
+        <w:rPr>
+          <w:sz w:val="18"/>
+          <w:szCs w:val="18"/>
+          <w:lang w:val="ru-RU"/>
+        </w:rPr>
+        <w:t>НИРа</w:t>
+      </w:r>
+      <w:proofErr w:type="spellEnd"/>
+      <w:r>
+        <w:rPr>
+          <w:sz w:val="18"/>
+          <w:szCs w:val="18"/>
+          <w:lang w:val="ru-RU"/>
+        </w:rPr>
+        <w:t xml:space="preserve"> был поиск </w:t>
+      </w:r>
+      <w:proofErr w:type="spellStart"/>
+      <w:r>
+        <w:rPr>
+          <w:sz w:val="18"/>
+          <w:szCs w:val="18"/>
+          <w:lang w:val="en-US"/>
+        </w:rPr>
+        <w:t>BaseLine</w:t>
+      </w:r>
+      <w:proofErr w:type="spellEnd"/>
+      <w:r>
+        <w:rPr>
+          <w:sz w:val="18"/>
+          <w:szCs w:val="18"/>
+          <w:lang w:val="ru-RU"/>
+        </w:rPr>
+        <w:t xml:space="preserve"> </w:t>
+      </w:r>
+      <w:r>
+        <w:rPr>
+          <w:sz w:val="18"/>
+          <w:szCs w:val="18"/>
+          <w:lang w:val="ru-RU"/>
+        </w:rPr>
+        <w:t xml:space="preserve">архитектуры для Дипломной работы, такой архитектурой оказалась </w:t>
+      </w:r>
+      <w:proofErr w:type="gramStart"/>
+      <w:r>
+        <w:rPr>
+          <w:sz w:val="18"/>
+          <w:szCs w:val="18"/>
+          <w:lang w:val="ru-RU"/>
+        </w:rPr>
+        <w:t>архитектура</w:t>
+      </w:r>
+      <w:proofErr w:type="gramEnd"/>
+      <w:r>
+        <w:rPr>
+          <w:sz w:val="18"/>
+          <w:szCs w:val="18"/>
+          <w:lang w:val="ru-RU"/>
+        </w:rPr>
+        <w:t xml:space="preserve"> разработанная в 2024 году </w:t>
+      </w:r>
+      <w:proofErr w:type="spellStart"/>
+      <w:r>
+        <w:rPr>
+          <w:color w:val="000000" w:themeColor="text1"/>
+        </w:rPr>
+        <w:t>Старши</w:t>
+      </w:r>
+      <w:proofErr w:type="spellEnd"/>
+      <w:r>
+        <w:rPr>
+          <w:color w:val="000000" w:themeColor="text1"/>
+          <w:lang w:val="ru-RU"/>
+        </w:rPr>
+        <w:t>ми</w:t>
+      </w:r>
+      <w:r>
+        <w:rPr>
+          <w:color w:val="000000" w:themeColor="text1"/>
+        </w:rPr>
+        <w:t xml:space="preserve"> член</w:t>
+      </w:r>
+      <w:proofErr w:type="spellStart"/>
+      <w:r>
+        <w:rPr>
+          <w:color w:val="000000" w:themeColor="text1"/>
+          <w:lang w:val="ru-RU"/>
+        </w:rPr>
+        <w:t>ами</w:t>
+      </w:r>
+      <w:proofErr w:type="spellEnd"/>
+      <w:r>
+        <w:rPr>
+          <w:color w:val="000000" w:themeColor="text1"/>
+          <w:lang w:val="ru-RU"/>
+        </w:rPr>
+        <w:t xml:space="preserve"> </w:t>
+      </w:r>
+      <w:r>
+        <w:rPr>
+          <w:rFonts w:ascii="Google Sans" w:hAnsi="Google Sans"/>
+          <w:color w:val="001D35"/>
+          <w:shd w:val="clear" w:color="auto" w:fill="FFFFFF"/>
+        </w:rPr>
+        <w:t>Институт</w:t>
+      </w:r>
+      <w:r>
+        <w:rPr>
+          <w:rFonts w:ascii="Google Sans" w:hAnsi="Google Sans"/>
+          <w:color w:val="001D35"/>
+          <w:shd w:val="clear" w:color="auto" w:fill="FFFFFF"/>
+          <w:lang w:val="ru-RU"/>
+        </w:rPr>
+        <w:t>а</w:t>
+      </w:r>
+      <w:r>
+        <w:rPr>
+          <w:rFonts w:ascii="Google Sans" w:hAnsi="Google Sans"/>
+          <w:color w:val="001D35"/>
+          <w:shd w:val="clear" w:color="auto" w:fill="FFFFFF"/>
+        </w:rPr>
+        <w:t xml:space="preserve"> инженеров электротехники и электроники</w:t>
+      </w:r>
+    </w:p>
+    <w:p>
+      <w:pPr>
+        <w:pBdr>
+          <w:top w:val="nil"/>
+          <w:left w:val="nil"/>
+          <w:bottom w:val="nil"/>
+          <w:right w:val="nil"/>
+          <w:between w:val="nil"/>
+        </w:pBdr>
+        <w:spacing w:line="240" w:lineRule="auto"/>
+        <w:ind w:left="-1134" w:right="-1177"/>
+        <w:jc w:val="both"/>
+        <w:rPr>
+          <w:rFonts w:ascii="Google Sans" w:hAnsi="Google Sans"/>
+          <w:color w:val="001D35"/>
+          <w:shd w:val="clear" w:color="auto" w:fill="FFFFFF"/>
+          <w:lang w:val="ru-RU"/>
+        </w:rPr>
+      </w:pPr>
+      <w:r>
+        <w:rPr>
+          <w:rFonts w:ascii="Google Sans" w:hAnsi="Google Sans"/>
+          <w:color w:val="001D35"/>
+          <w:shd w:val="clear" w:color="auto" w:fill="FFFFFF"/>
+          <w:lang w:val="ru-RU"/>
+        </w:rPr>
+        <w:t>…</w:t>
+      </w:r>
+      <w:r>
+        <w:rPr>
+          <w:rFonts w:ascii="Google Sans" w:hAnsi="Google Sans"/>
+          <w:color w:val="001D35"/>
+          <w:shd w:val="clear" w:color="auto" w:fill="FFFFFF"/>
+          <w:lang w:val="ru-RU"/>
+        </w:rPr>
+        <w:t xml:space="preserve">Описать суть работы </w:t>
+      </w:r>
+      <w:proofErr w:type="spellStart"/>
+      <w:r>
+        <w:rPr>
+          <w:rFonts w:ascii="Google Sans" w:hAnsi="Google Sans"/>
+          <w:color w:val="001D35"/>
+          <w:shd w:val="clear" w:color="auto" w:fill="FFFFFF"/>
+          <w:lang w:val="ru-RU"/>
+        </w:rPr>
+        <w:t>опирясь</w:t>
+      </w:r>
+      <w:proofErr w:type="spellEnd"/>
+      <w:r>
+        <w:rPr>
+          <w:rFonts w:ascii="Google Sans" w:hAnsi="Google Sans"/>
+          <w:color w:val="001D35"/>
+          <w:shd w:val="clear" w:color="auto" w:fill="FFFFFF"/>
+          <w:lang w:val="ru-RU"/>
+        </w:rPr>
+        <w:t xml:space="preserve"> на картинку</w:t>
+      </w:r>
+      <w:r>
+        <w:rPr>
+          <w:rFonts w:ascii="Google Sans" w:hAnsi="Google Sans"/>
+          <w:color w:val="001D35"/>
+          <w:shd w:val="clear" w:color="auto" w:fill="FFFFFF"/>
+          <w:lang w:val="ru-RU"/>
+        </w:rPr>
+        <w:t xml:space="preserve"> (включая алгоритмы 3)</w:t>
+      </w:r>
+    </w:p>
+    <w:p>
+      <w:pPr>
+        <w:pBdr>
+          <w:top w:val="nil"/>
+          <w:left w:val="nil"/>
+          <w:bottom w:val="nil"/>
+          <w:right w:val="nil"/>
+          <w:between w:val="nil"/>
+        </w:pBdr>
+        <w:spacing w:line="240" w:lineRule="auto"/>
+        <w:ind w:left="-1134" w:right="-1177"/>
+        <w:jc w:val="both"/>
+        <w:rPr>
+          <w:b/>
+          <w:sz w:val="24"/>
+          <w:szCs w:val="24"/>
+          <w:lang w:val="ru-RU"/>
+        </w:rPr>
+      </w:pPr>
+      <w:r>
+        <w:rPr>
+          <w:b/>
+          <w:sz w:val="24"/>
+          <w:szCs w:val="24"/>
+        </w:rPr>
+        <w:t xml:space="preserve">слайд </w:t>
+      </w:r>
+      <w:r>
+        <w:rPr>
+          <w:b/>
+          <w:sz w:val="24"/>
+          <w:szCs w:val="24"/>
+          <w:lang w:val="ru-RU"/>
+        </w:rPr>
+        <w:t>9</w:t>
+      </w:r>
+    </w:p>
+    <w:p>
+      <w:pPr>
+        <w:pBdr>
+          <w:top w:val="nil"/>
+          <w:left w:val="nil"/>
+          <w:bottom w:val="nil"/>
+          <w:right w:val="nil"/>
+          <w:between w:val="nil"/>
+        </w:pBdr>
+        <w:spacing w:line="240" w:lineRule="auto"/>
+        <w:ind w:left="-1134" w:right="-1177"/>
+        <w:jc w:val="both"/>
+        <w:rPr>
+          <w:sz w:val="18"/>
+          <w:szCs w:val="18"/>
+          <w:lang w:val="ru-RU"/>
+        </w:rPr>
+      </w:pPr>
+      <w:r>
+        <w:rPr>
+          <w:sz w:val="18"/>
+          <w:szCs w:val="18"/>
+          <w:lang w:val="ru-RU"/>
+        </w:rPr>
+        <w:t xml:space="preserve">На основе представленной на предыдущем слайде архитектуры для дипломной работы будет </w:t>
+      </w:r>
+      <w:proofErr w:type="spellStart"/>
+      <w:r>
+        <w:rPr>
+          <w:sz w:val="18"/>
+          <w:szCs w:val="18"/>
+          <w:lang w:val="ru-RU"/>
+        </w:rPr>
+        <w:t>будет</w:t>
+      </w:r>
+      <w:proofErr w:type="spellEnd"/>
+      <w:r>
+        <w:rPr>
+          <w:sz w:val="18"/>
+          <w:szCs w:val="18"/>
+          <w:lang w:val="ru-RU"/>
+        </w:rPr>
+        <w:t xml:space="preserve"> модифицирована</w:t>
+      </w:r>
+      <w:r>
+        <w:rPr>
+          <w:sz w:val="18"/>
+          <w:szCs w:val="18"/>
+          <w:lang w:val="ru-RU"/>
+        </w:rPr>
+        <w:t xml:space="preserve">, </w:t>
+      </w:r>
+      <w:proofErr w:type="spellStart"/>
+      <w:r>
+        <w:rPr>
+          <w:sz w:val="18"/>
+          <w:szCs w:val="18"/>
+          <w:lang w:val="ru-RU"/>
+        </w:rPr>
+        <w:t>аа</w:t>
+      </w:r>
+      <w:proofErr w:type="spellEnd"/>
+      <w:r>
+        <w:rPr>
+          <w:sz w:val="18"/>
+          <w:szCs w:val="18"/>
+          <w:lang w:val="ru-RU"/>
+        </w:rPr>
+        <w:t xml:space="preserve"> именно</w:t>
+      </w:r>
+    </w:p>
+    <w:p>
+      <w:pPr>
+        <w:spacing w:line="240" w:lineRule="auto"/>
+        <w:ind w:left="-1134" w:right="-1177"/>
+        <w:jc w:val="both"/>
+        <w:rPr>
+          <w:b/>
+          <w:sz w:val="24"/>
+          <w:szCs w:val="24"/>
+          <w:lang w:val="ru-RU"/>
+        </w:rPr>
+      </w:pPr>
+      <w:r>
+        <w:rPr>
+          <w:b/>
+          <w:sz w:val="24"/>
+          <w:szCs w:val="24"/>
+        </w:rPr>
+        <w:t xml:space="preserve">слайд </w:t>
+      </w:r>
+      <w:r>
+        <w:rPr>
+          <w:b/>
+          <w:sz w:val="24"/>
+          <w:szCs w:val="24"/>
+          <w:lang w:val="ru-RU"/>
+        </w:rPr>
+        <w:t>10</w:t>
+      </w:r>
+    </w:p>
+    <w:p>
+      <w:pPr>
+        <w:spacing w:line="240" w:lineRule="auto"/>
+        <w:ind w:left="-1134" w:right="-1177"/>
+        <w:jc w:val="both"/>
+        <w:rPr>
+          <w:sz w:val="18"/>
+          <w:szCs w:val="18"/>
+          <w:lang w:val="ru-RU"/>
+        </w:rPr>
+      </w:pPr>
+      <w:r>
+        <w:rPr>
+          <w:sz w:val="18"/>
+          <w:szCs w:val="18"/>
+          <w:lang w:val="ru-RU"/>
+        </w:rPr>
+        <w:t xml:space="preserve">в качестве модели для сегментации изображений была выбрана </w:t>
+      </w:r>
+      <w:r>
+        <w:rPr>
+          <w:i/>
+          <w:iCs/>
+          <w:sz w:val="18"/>
+          <w:szCs w:val="18"/>
+          <w:lang w:val="en-US"/>
+        </w:rPr>
+        <w:t>YOLO</w:t>
+      </w:r>
+      <w:r>
+        <w:rPr>
+          <w:i/>
+          <w:iCs/>
+          <w:sz w:val="18"/>
+          <w:szCs w:val="18"/>
+          <w:lang w:val="ru-RU"/>
+        </w:rPr>
+        <w:t xml:space="preserve"> </w:t>
+      </w:r>
+      <w:r>
+        <w:rPr>
+          <w:i/>
+          <w:iCs/>
+          <w:sz w:val="18"/>
+          <w:szCs w:val="18"/>
+          <w:lang w:val="en-US"/>
+        </w:rPr>
+        <w:t>v</w:t>
+      </w:r>
+      <w:r>
+        <w:rPr>
+          <w:i/>
+          <w:iCs/>
+          <w:sz w:val="18"/>
+          <w:szCs w:val="18"/>
+          <w:lang w:val="ru-RU"/>
+        </w:rPr>
+        <w:t>11</w:t>
+      </w:r>
+      <w:r>
+        <w:rPr>
+          <w:i/>
+          <w:iCs/>
+          <w:sz w:val="18"/>
+          <w:szCs w:val="18"/>
+          <w:lang w:val="ru-RU"/>
+        </w:rPr>
+        <w:br/>
+      </w:r>
+      <w:proofErr w:type="spellStart"/>
+      <w:r>
+        <w:rPr>
+          <w:sz w:val="18"/>
+          <w:szCs w:val="18"/>
+          <w:lang w:val="ru-RU"/>
+        </w:rPr>
+        <w:t>Backbone</w:t>
+      </w:r>
+      <w:proofErr w:type="spellEnd"/>
+      <w:r>
+        <w:rPr>
+          <w:sz w:val="18"/>
+          <w:szCs w:val="18"/>
+          <w:lang w:val="ru-RU"/>
+        </w:rPr>
+        <w:t xml:space="preserve"> часть извлекает из изображения полезные признаки на основе эффективного “</w:t>
+      </w:r>
+      <w:proofErr w:type="spellStart"/>
+      <w:r>
+        <w:rPr>
+          <w:sz w:val="18"/>
+          <w:szCs w:val="18"/>
+          <w:lang w:val="ru-RU"/>
+        </w:rPr>
+        <w:t>bottleneck-based</w:t>
+      </w:r>
+      <w:proofErr w:type="spellEnd"/>
+      <w:r>
+        <w:rPr>
+          <w:sz w:val="18"/>
+          <w:szCs w:val="18"/>
+          <w:lang w:val="ru-RU"/>
+        </w:rPr>
+        <w:t>” алгоритма.</w:t>
+      </w:r>
+    </w:p>
+    <w:p>
+      <w:pPr>
+        <w:spacing w:line="240" w:lineRule="auto"/>
+        <w:ind w:left="-1134" w:right="-1177"/>
+        <w:jc w:val="both"/>
+        <w:rPr>
+          <w:sz w:val="18"/>
+          <w:szCs w:val="18"/>
+          <w:lang w:val="ru-RU"/>
+        </w:rPr>
+      </w:pPr>
+      <w:proofErr w:type="spellStart"/>
+      <w:r>
+        <w:rPr>
+          <w:sz w:val="18"/>
+          <w:szCs w:val="18"/>
+          <w:lang w:val="ru-RU"/>
+        </w:rPr>
+        <w:t>Neck</w:t>
+      </w:r>
+      <w:proofErr w:type="spellEnd"/>
+      <w:r>
+        <w:rPr>
+          <w:sz w:val="18"/>
+          <w:szCs w:val="18"/>
+          <w:lang w:val="ru-RU"/>
+        </w:rPr>
+        <w:t xml:space="preserve"> – обрабатывает выходные данные </w:t>
+      </w:r>
+      <w:proofErr w:type="spellStart"/>
+      <w:r>
+        <w:rPr>
+          <w:sz w:val="18"/>
+          <w:szCs w:val="18"/>
+          <w:lang w:val="ru-RU"/>
+        </w:rPr>
+        <w:t>Backbone</w:t>
+      </w:r>
+      <w:proofErr w:type="spellEnd"/>
+      <w:r>
+        <w:rPr>
+          <w:sz w:val="18"/>
+          <w:szCs w:val="18"/>
+          <w:lang w:val="ru-RU"/>
+        </w:rPr>
+        <w:t xml:space="preserve"> и передает полученные признаки головной части</w:t>
+      </w:r>
+    </w:p>
+    <w:p>
+      <w:pPr>
+        <w:spacing w:line="240" w:lineRule="auto"/>
+        <w:ind w:left="-1134" w:right="-1177"/>
+        <w:jc w:val="both"/>
+        <w:rPr>
+          <w:sz w:val="18"/>
+          <w:szCs w:val="18"/>
+          <w:lang w:val="ru-RU"/>
+        </w:rPr>
+      </w:pPr>
+      <w:proofErr w:type="spellStart"/>
+      <w:r>
+        <w:rPr>
+          <w:sz w:val="18"/>
+          <w:szCs w:val="18"/>
+          <w:lang w:val="ru-RU"/>
+        </w:rPr>
+        <w:t>Head</w:t>
+      </w:r>
+      <w:proofErr w:type="spellEnd"/>
+      <w:r>
+        <w:rPr>
+          <w:sz w:val="18"/>
+          <w:szCs w:val="18"/>
+          <w:lang w:val="ru-RU"/>
+        </w:rPr>
+        <w:t xml:space="preserve"> (головная) часть, работает исходя из поставленной задачи:</w:t>
+      </w:r>
+    </w:p>
+    <w:p>
+      <w:pPr>
+        <w:spacing w:line="240" w:lineRule="auto"/>
+        <w:ind w:left="-1134" w:right="-1177"/>
+        <w:jc w:val="both"/>
+        <w:rPr>
+          <w:sz w:val="18"/>
+          <w:szCs w:val="18"/>
+          <w:lang w:val="ru-RU"/>
+        </w:rPr>
+      </w:pPr>
+      <w:r>
+        <w:rPr>
+          <w:sz w:val="18"/>
+          <w:szCs w:val="18"/>
+          <w:lang w:val="ru-RU"/>
+        </w:rPr>
+        <w:t xml:space="preserve">- </w:t>
+      </w:r>
+      <w:r>
+        <w:rPr>
+          <w:sz w:val="18"/>
+          <w:szCs w:val="18"/>
+          <w:lang w:val="ru-RU"/>
+        </w:rPr>
+        <w:t xml:space="preserve">обнаружение объектов на изображении, </w:t>
+      </w:r>
+    </w:p>
+    <w:p>
+      <w:pPr>
+        <w:spacing w:line="240" w:lineRule="auto"/>
+        <w:ind w:left="-1134" w:right="-1177"/>
+        <w:jc w:val="both"/>
+        <w:rPr>
+          <w:sz w:val="18"/>
+          <w:szCs w:val="18"/>
+          <w:lang w:val="ru-RU"/>
+        </w:rPr>
+      </w:pPr>
+      <w:r>
+        <w:rPr>
+          <w:sz w:val="18"/>
+          <w:szCs w:val="18"/>
+          <w:lang w:val="ru-RU"/>
+        </w:rPr>
+        <w:t xml:space="preserve">- </w:t>
+      </w:r>
+      <w:r>
+        <w:rPr>
+          <w:sz w:val="18"/>
+          <w:szCs w:val="18"/>
+          <w:lang w:val="ru-RU"/>
+        </w:rPr>
+        <w:t>семантическая сегментация объектов,</w:t>
+      </w:r>
+    </w:p>
+    <w:p>
+      <w:pPr>
+        <w:spacing w:line="240" w:lineRule="auto"/>
+        <w:ind w:left="-1134" w:right="-1177"/>
+        <w:jc w:val="both"/>
+        <w:rPr>
+          <w:sz w:val="18"/>
+          <w:szCs w:val="18"/>
+          <w:lang w:val="ru-RU"/>
+        </w:rPr>
+      </w:pPr>
+      <w:r>
+        <w:rPr>
+          <w:sz w:val="18"/>
+          <w:szCs w:val="18"/>
+          <w:lang w:val="ru-RU"/>
+        </w:rPr>
+        <w:t xml:space="preserve">- </w:t>
+      </w:r>
+      <w:r>
+        <w:rPr>
+          <w:sz w:val="18"/>
+          <w:szCs w:val="18"/>
+          <w:lang w:val="ru-RU"/>
+        </w:rPr>
+        <w:t>определение ключевых точек для позы (например, на человеке голова, локти и т.д.),</w:t>
+      </w:r>
+    </w:p>
+    <w:p>
+      <w:pPr>
+        <w:spacing w:line="240" w:lineRule="auto"/>
+        <w:ind w:left="-1134" w:right="-1177"/>
+        <w:jc w:val="both"/>
+        <w:rPr>
+          <w:sz w:val="18"/>
+          <w:szCs w:val="18"/>
+          <w:lang w:val="ru-RU"/>
+        </w:rPr>
+      </w:pPr>
+      <w:r>
+        <w:rPr>
+          <w:sz w:val="18"/>
+          <w:szCs w:val="18"/>
+          <w:lang w:val="ru-RU"/>
+        </w:rPr>
+        <w:t xml:space="preserve">- </w:t>
+      </w:r>
+      <w:r>
+        <w:rPr>
+          <w:sz w:val="18"/>
+          <w:szCs w:val="18"/>
+          <w:lang w:val="ru-RU"/>
+        </w:rPr>
+        <w:t>классификация изображений и т.д.</w:t>
+      </w:r>
+    </w:p>
+    <w:p>
+      <w:pPr>
+        <w:spacing w:line="240" w:lineRule="auto"/>
+        <w:ind w:left="-1134" w:right="-1177" w:firstLine="1134"/>
+        <w:jc w:val="both"/>
+      </w:pPr>
+      <w:r>
+        <w:rPr>
+          <w:lang w:val="en-US"/>
+        </w:rPr>
+        <w:t>Bottleneck</w:t>
+      </w:r>
+      <w:r>
+        <w:t>-</w:t>
+      </w:r>
+      <w:r>
+        <w:rPr>
+          <w:lang w:val="en-US"/>
+        </w:rPr>
+        <w:t>based</w:t>
+      </w:r>
+      <w:r>
+        <w:t xml:space="preserve"> </w:t>
+      </w:r>
+      <w:r>
+        <w:t xml:space="preserve">слой представляет из себя два </w:t>
+      </w:r>
+      <w:proofErr w:type="spellStart"/>
+      <w:r>
+        <w:t>сверточных</w:t>
+      </w:r>
+      <w:proofErr w:type="spellEnd"/>
+      <w:r>
+        <w:t xml:space="preserve"> блока, соединенных последовательно с функцией конкатенации, если параметр </w:t>
+      </w:r>
+      <w:r>
+        <w:rPr>
+          <w:lang w:val="en-US"/>
+        </w:rPr>
+        <w:t>shortcut</w:t>
+      </w:r>
+      <w:r>
+        <w:t xml:space="preserve"> = </w:t>
+      </w:r>
+      <w:r>
+        <w:rPr>
+          <w:lang w:val="en-US"/>
+        </w:rPr>
+        <w:t>true</w:t>
+      </w:r>
+      <w:r>
+        <w:t xml:space="preserve">, </w:t>
+      </w:r>
+      <w:r>
+        <w:t xml:space="preserve">входные параметры объединяются с выходными параметрами второго </w:t>
+      </w:r>
+      <w:proofErr w:type="spellStart"/>
+      <w:r>
+        <w:t>сверточного</w:t>
+      </w:r>
+      <w:proofErr w:type="spellEnd"/>
+      <w:r>
+        <w:t xml:space="preserve"> слоя. Такая структура повышает эффективность и процесс обучения</w:t>
+      </w:r>
+    </w:p>
+    <w:p>
+      <w:pPr>
+        <w:spacing w:line="240" w:lineRule="auto"/>
+        <w:ind w:right="-1177"/>
+        <w:jc w:val="both"/>
+        <w:rPr>
+          <w:b/>
+          <w:sz w:val="24"/>
+          <w:szCs w:val="24"/>
+        </w:rPr>
+      </w:pPr>
+    </w:p>
+    <w:p>
+      <w:pPr>
+        <w:pBdr>
+          <w:top w:val="nil"/>
+          <w:left w:val="nil"/>
+          <w:bottom w:val="nil"/>
+          <w:right w:val="nil"/>
+          <w:between w:val="nil"/>
+        </w:pBdr>
+        <w:spacing w:line="240" w:lineRule="auto"/>
+        <w:ind w:left="-1134" w:right="-1177"/>
+        <w:jc w:val="both"/>
+        <w:rPr>
+          <w:sz w:val="18"/>
+          <w:szCs w:val="18"/>
+          <w:lang w:val="ru-RU"/>
         </w:rPr>
       </w:pPr>
       <w:r>
@@ -2053,7 +2029,7 @@
           <w:szCs w:val="24"/>
           <w:lang w:val="ru-RU"/>
         </w:rPr>
-        <w:t>3</w:t>
+        <w:t>2</w:t>
       </w:r>
       <w:r>
         <w:rPr>
@@ -2065,22 +2041,260 @@
       </w:r>
       <w:r>
         <w:rPr>
-          <w:sz w:val="18"/>
-          <w:szCs w:val="18"/>
-          <w:lang w:val="ru-RU"/>
-        </w:rPr>
-        <w:t>…</w:t>
-      </w:r>
-    </w:p>
-    <w:p>
-      <w:pPr>
-        <w:spacing w:line="240" w:lineRule="auto"/>
-        <w:ind w:left="-1134" w:right="-1177"/>
-        <w:jc w:val="both"/>
-        <w:rPr>
-          <w:sz w:val="18"/>
-          <w:szCs w:val="18"/>
-          <w:lang w:val="ru-RU"/>
+          <w:sz w:val="16"/>
+          <w:szCs w:val="16"/>
+        </w:rPr>
+        <w:t xml:space="preserve"> </w:t>
+      </w:r>
+      <w:r>
+        <w:rPr>
+          <w:sz w:val="18"/>
+          <w:szCs w:val="18"/>
+        </w:rPr>
+        <w:t xml:space="preserve"> </w:t>
+      </w:r>
+    </w:p>
+    <w:p>
+      <w:pPr>
+        <w:pBdr>
+          <w:top w:val="nil"/>
+          <w:left w:val="nil"/>
+          <w:bottom w:val="nil"/>
+          <w:right w:val="nil"/>
+          <w:between w:val="nil"/>
+        </w:pBdr>
+        <w:spacing w:line="240" w:lineRule="auto"/>
+        <w:ind w:left="-1134" w:right="-1177"/>
+        <w:jc w:val="both"/>
+        <w:rPr>
+          <w:sz w:val="18"/>
+          <w:szCs w:val="18"/>
+        </w:rPr>
+      </w:pPr>
+      <w:r>
+        <w:rPr>
+          <w:sz w:val="18"/>
+          <w:szCs w:val="18"/>
+          <w:lang w:val="ru-RU"/>
+        </w:rPr>
+        <w:t>Про ограничения</w:t>
+      </w:r>
+    </w:p>
+    <w:p>
+      <w:pPr>
+        <w:spacing w:line="240" w:lineRule="auto"/>
+        <w:ind w:left="-1134" w:right="-1177"/>
+        <w:jc w:val="both"/>
+        <w:rPr>
+          <w:b/>
+          <w:sz w:val="24"/>
+          <w:szCs w:val="24"/>
+        </w:rPr>
+      </w:pPr>
+    </w:p>
+    <w:p>
+      <w:pPr>
+        <w:spacing w:line="240" w:lineRule="auto"/>
+        <w:ind w:left="-1134" w:right="-1177"/>
+        <w:jc w:val="both"/>
+        <w:rPr>
+          <w:sz w:val="18"/>
+          <w:szCs w:val="18"/>
+          <w:lang w:val="ru-RU"/>
+        </w:rPr>
+      </w:pPr>
+      <w:r>
+        <w:rPr>
+          <w:b/>
+          <w:sz w:val="24"/>
+          <w:szCs w:val="24"/>
+        </w:rPr>
+        <w:t xml:space="preserve">слайд </w:t>
+      </w:r>
+      <w:r>
+        <w:rPr>
+          <w:b/>
+          <w:sz w:val="24"/>
+          <w:szCs w:val="24"/>
+          <w:lang w:val="ru-RU"/>
+        </w:rPr>
+        <w:t>13</w:t>
+      </w:r>
+      <w:r>
+        <w:t xml:space="preserve"> </w:t>
+      </w:r>
+      <w:r>
+        <w:rPr>
+          <w:sz w:val="18"/>
+          <w:szCs w:val="18"/>
+          <w:lang w:val="ru-RU"/>
+        </w:rPr>
+        <w:t xml:space="preserve">Перед </w:t>
+      </w:r>
+      <w:r>
+        <w:rPr>
+          <w:sz w:val="18"/>
+          <w:szCs w:val="18"/>
+          <w:lang w:val="ru-RU"/>
+        </w:rPr>
+        <w:t xml:space="preserve">разработкой программы </w:t>
+      </w:r>
+      <w:r>
+        <w:rPr>
+          <w:sz w:val="18"/>
+          <w:szCs w:val="18"/>
+          <w:lang w:val="ru-RU"/>
+        </w:rPr>
+        <w:t>кратко пройдусь по стеку технологий, предполагаемому для достижения цели.</w:t>
+      </w:r>
+    </w:p>
+    <w:p>
+      <w:pPr>
+        <w:spacing w:line="240" w:lineRule="auto"/>
+        <w:ind w:left="-1134" w:right="-1177"/>
+        <w:jc w:val="both"/>
+        <w:rPr>
+          <w:sz w:val="18"/>
+          <w:szCs w:val="18"/>
+          <w:lang w:val="ru-RU"/>
+        </w:rPr>
+      </w:pPr>
+      <w:r>
+        <w:rPr>
+          <w:sz w:val="18"/>
+          <w:szCs w:val="18"/>
+          <w:lang w:val="ru-RU"/>
+        </w:rPr>
+        <w:t>Основной стек технологий выглядит следующим образом:</w:t>
+      </w:r>
+    </w:p>
+    <w:p>
+      <w:pPr>
+        <w:spacing w:line="240" w:lineRule="auto"/>
+        <w:ind w:left="-1134" w:right="-1177"/>
+        <w:jc w:val="both"/>
+        <w:rPr>
+          <w:sz w:val="18"/>
+          <w:szCs w:val="18"/>
+          <w:lang w:val="ru-RU"/>
+        </w:rPr>
+      </w:pPr>
+      <w:r>
+        <w:rPr>
+          <w:sz w:val="18"/>
+          <w:szCs w:val="18"/>
+          <w:lang w:val="ru-RU"/>
+        </w:rPr>
+        <w:t xml:space="preserve">• Написание кода </w:t>
+      </w:r>
+      <w:proofErr w:type="gramStart"/>
+      <w:r>
+        <w:rPr>
+          <w:sz w:val="18"/>
+          <w:szCs w:val="18"/>
+          <w:lang w:val="ru-RU"/>
+        </w:rPr>
+        <w:t>происходило  с</w:t>
+      </w:r>
+      <w:proofErr w:type="gramEnd"/>
+      <w:r>
+        <w:rPr>
+          <w:sz w:val="18"/>
+          <w:szCs w:val="18"/>
+          <w:lang w:val="ru-RU"/>
+        </w:rPr>
+        <w:t xml:space="preserve"> использованием</w:t>
+      </w:r>
+      <w:r>
+        <w:rPr>
+          <w:sz w:val="18"/>
+          <w:szCs w:val="18"/>
+          <w:lang w:val="ru-RU"/>
+        </w:rPr>
+        <w:t xml:space="preserve"> </w:t>
+      </w:r>
+      <w:proofErr w:type="spellStart"/>
+      <w:r>
+        <w:rPr>
+          <w:sz w:val="18"/>
+          <w:szCs w:val="18"/>
+          <w:lang w:val="ru-RU"/>
+        </w:rPr>
+        <w:t>Jupiter</w:t>
+      </w:r>
+      <w:proofErr w:type="spellEnd"/>
+      <w:r>
+        <w:rPr>
+          <w:sz w:val="18"/>
+          <w:szCs w:val="18"/>
+          <w:lang w:val="ru-RU"/>
+        </w:rPr>
+        <w:t xml:space="preserve"> </w:t>
+      </w:r>
+      <w:proofErr w:type="spellStart"/>
+      <w:r>
+        <w:rPr>
+          <w:sz w:val="18"/>
+          <w:szCs w:val="18"/>
+          <w:lang w:val="ru-RU"/>
+        </w:rPr>
+        <w:t>Notebook</w:t>
+      </w:r>
+      <w:proofErr w:type="spellEnd"/>
+      <w:r>
+        <w:rPr>
+          <w:sz w:val="18"/>
+          <w:szCs w:val="18"/>
+          <w:lang w:val="ru-RU"/>
+        </w:rPr>
+        <w:t xml:space="preserve">, для написания кода на </w:t>
+      </w:r>
+      <w:proofErr w:type="spellStart"/>
+      <w:r>
+        <w:rPr>
+          <w:sz w:val="18"/>
+          <w:szCs w:val="18"/>
+          <w:lang w:val="ru-RU"/>
+        </w:rPr>
+        <w:t>python</w:t>
+      </w:r>
+      <w:proofErr w:type="spellEnd"/>
+      <w:r>
+        <w:rPr>
+          <w:sz w:val="18"/>
+          <w:szCs w:val="18"/>
+          <w:lang w:val="ru-RU"/>
+        </w:rPr>
+        <w:t>.</w:t>
+      </w:r>
+    </w:p>
+    <w:p>
+      <w:pPr>
+        <w:spacing w:line="240" w:lineRule="auto"/>
+        <w:ind w:left="-1134" w:right="-1177"/>
+        <w:jc w:val="both"/>
+        <w:rPr>
+          <w:sz w:val="18"/>
+          <w:szCs w:val="18"/>
+        </w:rPr>
+      </w:pPr>
+      <w:r>
+        <w:rPr>
+          <w:sz w:val="18"/>
+          <w:szCs w:val="18"/>
+          <w:lang w:val="ru-RU"/>
+        </w:rPr>
+        <w:t xml:space="preserve">• </w:t>
+      </w:r>
+    </w:p>
+    <w:p>
+      <w:pPr>
+        <w:spacing w:line="240" w:lineRule="auto"/>
+        <w:ind w:left="-1134" w:right="-1177"/>
+        <w:jc w:val="both"/>
+        <w:rPr>
+          <w:sz w:val="18"/>
+          <w:szCs w:val="18"/>
         </w:rPr>
       </w:pPr>
       <w:r>
@@ -2112,334 +2326,161 @@
         <w:rPr>
           <w:sz w:val="18"/>
           <w:szCs w:val="18"/>
-        </w:rPr>
-        <w:t>В</w:t>
-      </w:r>
-      <w:r>
-        <w:rPr>
-          <w:sz w:val="18"/>
-          <w:szCs w:val="18"/>
-          <w:lang w:val="ru-RU"/>
-        </w:rPr>
-        <w:t xml:space="preserve">Так как найти подходящий </w:t>
-      </w:r>
-      <w:proofErr w:type="spellStart"/>
-      <w:r>
-        <w:rPr>
-          <w:sz w:val="18"/>
-          <w:szCs w:val="18"/>
-          <w:lang w:val="ru-RU"/>
-        </w:rPr>
-        <w:t>датасет</w:t>
-      </w:r>
-      <w:proofErr w:type="spellEnd"/>
-      <w:r>
-        <w:rPr>
-          <w:sz w:val="18"/>
-          <w:szCs w:val="18"/>
-          <w:lang w:val="ru-RU"/>
-        </w:rPr>
-        <w:t xml:space="preserve"> не удалось использовался </w:t>
-      </w:r>
-      <w:proofErr w:type="spellStart"/>
-      <w:r>
-        <w:rPr>
-          <w:sz w:val="18"/>
-          <w:szCs w:val="18"/>
-          <w:lang w:val="ru-RU"/>
-        </w:rPr>
-        <w:t>датасет</w:t>
-      </w:r>
-      <w:proofErr w:type="spellEnd"/>
-      <w:r>
-        <w:rPr>
-          <w:sz w:val="18"/>
-          <w:szCs w:val="18"/>
-          <w:lang w:val="ru-RU"/>
+          <w:lang w:val="en-US"/>
+        </w:rPr>
+        <w:t>SUMO</w:t>
+      </w:r>
+    </w:p>
+    <w:p>
+      <w:pPr>
+        <w:spacing w:line="240" w:lineRule="auto"/>
+        <w:ind w:left="-1134" w:right="-1177"/>
+        <w:jc w:val="both"/>
+        <w:rPr>
+          <w:sz w:val="18"/>
+          <w:szCs w:val="18"/>
+        </w:rPr>
+      </w:pPr>
+    </w:p>
+    <w:p>
+      <w:pPr>
+        <w:spacing w:line="240" w:lineRule="auto"/>
+        <w:ind w:left="-1134" w:right="-1177"/>
+        <w:jc w:val="both"/>
+        <w:rPr>
+          <w:color w:val="000000" w:themeColor="text1"/>
+          <w:lang w:val="ru-RU"/>
+        </w:rPr>
+      </w:pPr>
+      <w:r>
+        <w:rPr>
+          <w:b/>
+          <w:sz w:val="24"/>
+          <w:szCs w:val="24"/>
+        </w:rPr>
+        <w:t>слайд 15-1</w:t>
+      </w:r>
+      <w:r>
+        <w:rPr>
+          <w:b/>
+          <w:sz w:val="24"/>
+          <w:szCs w:val="24"/>
+          <w:lang w:val="ru-RU"/>
+        </w:rPr>
+        <w:t>6</w:t>
+      </w:r>
+      <w:r>
+        <w:rPr>
+          <w:sz w:val="18"/>
+          <w:szCs w:val="18"/>
         </w:rPr>
         <w:t xml:space="preserve"> </w:t>
       </w:r>
       <w:r>
         <w:rPr>
-          <w:sz w:val="18"/>
-          <w:szCs w:val="18"/>
-          <w:lang w:val="en-US"/>
-        </w:rPr>
-        <w:t>COCO</w:t>
-      </w:r>
-      <w:r>
-        <w:rPr>
-          <w:sz w:val="18"/>
-          <w:szCs w:val="18"/>
-          <w:lang w:val="ru-RU"/>
+          <w:color w:val="000000" w:themeColor="text1"/>
+          <w:lang w:val="ru-RU"/>
+        </w:rPr>
+        <w:t>Описание методов</w:t>
+      </w:r>
+    </w:p>
+    <w:p>
+      <w:pPr>
+        <w:spacing w:line="240" w:lineRule="auto"/>
+        <w:ind w:right="-1177"/>
+        <w:jc w:val="both"/>
+        <w:rPr>
+          <w:sz w:val="18"/>
+          <w:szCs w:val="18"/>
+          <w:lang w:val="ru-RU"/>
+        </w:rPr>
+      </w:pPr>
+    </w:p>
+    <w:p>
+      <w:pPr>
+        <w:spacing w:line="240" w:lineRule="auto"/>
+        <w:ind w:left="-1134" w:right="-1177"/>
+        <w:jc w:val="both"/>
+        <w:rPr>
+          <w:b/>
+          <w:sz w:val="24"/>
+          <w:szCs w:val="24"/>
+        </w:rPr>
+      </w:pPr>
+      <w:r>
+        <w:rPr>
+          <w:b/>
+          <w:sz w:val="24"/>
+          <w:szCs w:val="24"/>
+        </w:rPr>
+        <w:t>с</w:t>
+      </w:r>
+      <w:r>
+        <w:rPr>
+          <w:b/>
+          <w:sz w:val="24"/>
+          <w:szCs w:val="24"/>
+        </w:rPr>
+        <w:t>лайд 1</w:t>
+      </w:r>
+      <w:r>
+        <w:rPr>
+          <w:b/>
+          <w:sz w:val="24"/>
+          <w:szCs w:val="24"/>
+          <w:lang w:val="ru-RU"/>
+        </w:rPr>
+        <w:t>7</w:t>
+      </w:r>
+      <w:r>
+        <w:rPr>
+          <w:b/>
+          <w:sz w:val="24"/>
+          <w:szCs w:val="24"/>
         </w:rPr>
         <w:t xml:space="preserve"> </w:t>
       </w:r>
-      <w:r>
-        <w:rPr>
-          <w:sz w:val="18"/>
-          <w:szCs w:val="18"/>
-          <w:lang w:val="ru-RU"/>
-        </w:rPr>
-        <w:t xml:space="preserve">рекомендуемый </w:t>
-      </w:r>
-      <w:proofErr w:type="spellStart"/>
-      <w:r>
-        <w:rPr>
-          <w:sz w:val="18"/>
-          <w:szCs w:val="18"/>
-          <w:lang w:val="en-US"/>
-        </w:rPr>
-        <w:t>Ultralytics</w:t>
-      </w:r>
-      <w:proofErr w:type="spellEnd"/>
-      <w:r>
-        <w:rPr>
-          <w:sz w:val="18"/>
-          <w:szCs w:val="18"/>
-          <w:lang w:val="ru-RU"/>
-        </w:rPr>
-        <w:t xml:space="preserve"> </w:t>
-      </w:r>
-      <w:r>
-        <w:rPr>
-          <w:sz w:val="18"/>
-          <w:szCs w:val="18"/>
-          <w:lang w:val="ru-RU"/>
-        </w:rPr>
-        <w:t xml:space="preserve">для работы с </w:t>
-      </w:r>
-      <w:r>
-        <w:rPr>
-          <w:sz w:val="18"/>
-          <w:szCs w:val="18"/>
-          <w:lang w:val="en-US"/>
-        </w:rPr>
-        <w:t>Yolo</w:t>
-      </w:r>
-      <w:r>
-        <w:rPr>
-          <w:sz w:val="18"/>
-          <w:szCs w:val="18"/>
-          <w:lang w:val="ru-RU"/>
-        </w:rPr>
-        <w:t xml:space="preserve"> </w:t>
-      </w:r>
-      <w:r>
-        <w:rPr>
-          <w:sz w:val="18"/>
-          <w:szCs w:val="18"/>
-          <w:lang w:val="ru-RU"/>
-        </w:rPr>
-        <w:t xml:space="preserve">моделями, по результатам обучения </w:t>
-      </w:r>
-      <w:proofErr w:type="spellStart"/>
-      <w:r>
-        <w:rPr>
-          <w:sz w:val="18"/>
-          <w:szCs w:val="18"/>
-          <w:lang w:val="ru-RU"/>
-        </w:rPr>
-        <w:t>точносить</w:t>
-      </w:r>
-      <w:proofErr w:type="spellEnd"/>
-      <w:r>
-        <w:rPr>
-          <w:sz w:val="18"/>
-          <w:szCs w:val="18"/>
-          <w:lang w:val="ru-RU"/>
-        </w:rPr>
-        <w:t xml:space="preserve"> предсказания </w:t>
-      </w:r>
-      <w:proofErr w:type="gramStart"/>
-      <w:r>
-        <w:rPr>
-          <w:sz w:val="18"/>
-          <w:szCs w:val="18"/>
-          <w:lang w:val="ru-RU"/>
-        </w:rPr>
-        <w:t>составила  85</w:t>
-      </w:r>
-      <w:proofErr w:type="gramEnd"/>
-      <w:r>
-        <w:rPr>
-          <w:sz w:val="18"/>
-          <w:szCs w:val="18"/>
-          <w:lang w:val="ru-RU"/>
-        </w:rPr>
-        <w:t xml:space="preserve"> </w:t>
-      </w:r>
-      <w:r>
-        <w:rPr>
-          <w:sz w:val="18"/>
-          <w:szCs w:val="18"/>
-          <w:lang w:val="ru-RU"/>
-        </w:rPr>
-        <w:t>%</w:t>
-      </w:r>
-    </w:p>
-    <w:p>
-      <w:pPr>
-        <w:spacing w:line="240" w:lineRule="auto"/>
-        <w:ind w:left="-1134" w:right="-1177"/>
-        <w:jc w:val="both"/>
-        <w:rPr>
-          <w:color w:val="000000" w:themeColor="text1"/>
-        </w:rPr>
-      </w:pPr>
-      <w:r>
-        <w:rPr>
-          <w:b/>
-          <w:sz w:val="24"/>
-          <w:szCs w:val="24"/>
-        </w:rPr>
-        <w:t>слайд 15-17</w:t>
-      </w:r>
-      <w:r>
-        <w:rPr>
-          <w:sz w:val="18"/>
-          <w:szCs w:val="18"/>
-        </w:rPr>
-        <w:t xml:space="preserve"> </w:t>
-      </w:r>
-      <w:r>
-        <w:rPr>
-          <w:color w:val="000000" w:themeColor="text1"/>
-        </w:rPr>
-        <w:t xml:space="preserve">На </w:t>
-      </w:r>
-      <w:hyperlink w:anchor="рис024" w:history="1"/>
-      <w:r>
-        <w:rPr>
-          <w:color w:val="000000" w:themeColor="text1"/>
-          <w:lang w:val="ru-RU"/>
-        </w:rPr>
-        <w:t xml:space="preserve"> 15</w:t>
-      </w:r>
-      <w:r>
-        <w:rPr>
-          <w:color w:val="000000" w:themeColor="text1"/>
-        </w:rPr>
-        <w:t xml:space="preserve"> можно заметить, что </w:t>
-      </w:r>
-      <w:proofErr w:type="spellStart"/>
-      <w:r>
-        <w:rPr>
-          <w:color w:val="000000" w:themeColor="text1"/>
-        </w:rPr>
-        <w:t>предобученая</w:t>
-      </w:r>
-      <w:proofErr w:type="spellEnd"/>
-      <w:r>
-        <w:rPr>
-          <w:color w:val="000000" w:themeColor="text1"/>
-        </w:rPr>
-        <w:t xml:space="preserve"> модель смогла определить большинство объектов правильно</w:t>
-      </w:r>
-    </w:p>
-    <w:p>
-      <w:pPr>
-        <w:spacing w:line="240" w:lineRule="auto"/>
-        <w:ind w:left="-1134" w:right="-1177"/>
-        <w:jc w:val="both"/>
-        <w:rPr>
-          <w:color w:val="000000" w:themeColor="text1"/>
-        </w:rPr>
-      </w:pPr>
-      <w:r>
-        <w:rPr>
-          <w:color w:val="000000" w:themeColor="text1"/>
-        </w:rPr>
-        <w:t>Но уже через пару секунд, сеть стала путать пешеходов с водяными гидрантами (</w:t>
-      </w:r>
-      <w:hyperlink w:anchor="рис025" w:history="1">
-        <w:r>
-          <w:rPr>
-            <w:color w:val="000000" w:themeColor="text1"/>
-          </w:rPr>
-          <w:t>рисунок 25</w:t>
-        </w:r>
-      </w:hyperlink>
-      <w:r>
-        <w:rPr>
-          <w:color w:val="000000" w:themeColor="text1"/>
-        </w:rPr>
-        <w:t>) и перестала обнаруживать большинство автомобилей (</w:t>
-      </w:r>
-      <w:hyperlink w:anchor="рис026" w:history="1">
-        <w:r>
-          <w:rPr>
-            <w:color w:val="000000" w:themeColor="text1"/>
-          </w:rPr>
-          <w:t>рисунок 26</w:t>
-        </w:r>
-      </w:hyperlink>
-      <w:r>
-        <w:rPr>
-          <w:color w:val="000000" w:themeColor="text1"/>
-        </w:rPr>
-        <w:t>)</w:t>
-      </w:r>
-      <w:r>
-        <w:rPr>
-          <w:color w:val="000000" w:themeColor="text1"/>
-        </w:rPr>
-        <w:br/>
-      </w:r>
-      <w:r>
-        <w:rPr>
-          <w:color w:val="000000" w:themeColor="text1"/>
-        </w:rPr>
-        <w:t>В случае с камерой, расположенной более удаленно, некоторые машины модель воспринимала за светофоры, как на рисунке 27.</w:t>
-      </w:r>
-    </w:p>
-    <w:p>
-      <w:pPr>
-        <w:spacing w:line="240" w:lineRule="auto"/>
-        <w:ind w:left="-1134" w:right="-1177"/>
-        <w:jc w:val="both"/>
-        <w:rPr>
-          <w:sz w:val="18"/>
-          <w:szCs w:val="18"/>
-          <w:lang w:val="ru-RU"/>
-        </w:rPr>
-      </w:pPr>
-    </w:p>
-    <w:p>
-      <w:pPr>
-        <w:spacing w:line="240" w:lineRule="auto"/>
-        <w:ind w:left="-1134" w:right="-1177"/>
-        <w:jc w:val="both"/>
-        <w:rPr>
-          <w:sz w:val="18"/>
-          <w:szCs w:val="18"/>
-          <w:lang w:val="ru-RU"/>
-        </w:rPr>
-      </w:pPr>
-      <w:r>
-        <w:rPr>
-          <w:b/>
-          <w:sz w:val="24"/>
-          <w:szCs w:val="24"/>
+    </w:p>
+    <w:p>
+      <w:pPr>
+        <w:spacing w:line="240" w:lineRule="auto"/>
+        <w:ind w:left="-1134" w:right="-1177"/>
+        <w:jc w:val="both"/>
+        <w:rPr>
+          <w:sz w:val="18"/>
+          <w:szCs w:val="18"/>
+          <w:lang w:val="ru-RU"/>
+        </w:rPr>
+      </w:pPr>
+      <w:bookmarkStart w:id="0" w:name="_GoBack"/>
+      <w:bookmarkEnd w:id="0"/>
+      <w:r>
+        <w:rPr>
+          <w:sz w:val="18"/>
+          <w:szCs w:val="18"/>
         </w:rPr>
         <w:lastRenderedPageBreak/>
-        <w:t>с</w:t>
-      </w:r>
-      <w:r>
-        <w:rPr>
-          <w:b/>
-          <w:sz w:val="24"/>
-          <w:szCs w:val="24"/>
-        </w:rPr>
-        <w:t>лайд 18</w:t>
-      </w:r>
-      <w:r>
-        <w:rPr>
-          <w:b/>
-          <w:sz w:val="24"/>
-          <w:szCs w:val="24"/>
-        </w:rPr>
-        <w:t xml:space="preserve"> </w:t>
+        <w:t xml:space="preserve">По результатам сегментации видеоряда, можно сделать вывод, что сегментация модели на данных из открытого доступа работает, но точность определения объектов очень нестабильна </w:t>
+      </w:r>
+    </w:p>
+    <w:p>
+      <w:pPr>
+        <w:spacing w:line="240" w:lineRule="auto"/>
+        <w:ind w:left="-1134" w:right="-1177"/>
+        <w:jc w:val="both"/>
+        <w:rPr>
+          <w:sz w:val="18"/>
+          <w:szCs w:val="18"/>
+          <w:lang w:val="ru-RU"/>
+        </w:rPr>
+      </w:pPr>
+      <w:r>
+        <w:rPr>
+          <w:b/>
+          <w:sz w:val="24"/>
+          <w:szCs w:val="24"/>
+        </w:rPr>
+        <w:t xml:space="preserve">слайд 18 </w:t>
       </w:r>
       <w:r>
         <w:rPr>
@@ -2753,8 +2794,6 @@
           <w:lang w:val="ru-RU"/>
         </w:rPr>
       </w:pPr>
-      <w:bookmarkStart w:id="0" w:name="_GoBack"/>
-      <w:bookmarkEnd w:id="0"/>
     </w:p>
     <w:sectPr>
       <w:pgSz w:w="11909" w:h="16834"/>
@@ -3743,7 +3782,7 @@
   </w:latentStyles>
   <w:style w:type="paragraph" w:default="1" w:styleId="a">
     <w:name w:val="Normal"/>
-    <w:rsid w:val="00696A63"/>
+    <w:rsid w:val="00FC630B"/>
     <w:pPr>
       <w:spacing w:after="0" w:line="276" w:lineRule="auto"/>
     </w:pPr>

--- a/__отчеты/Текст к защите.docx
+++ b/__отчеты/Текст к защите.docx
@@ -2029,7 +2029,7 @@
           <w:szCs w:val="24"/>
           <w:lang w:val="ru-RU"/>
         </w:rPr>
-        <w:t>2</w:t>
+        <w:t>1</w:t>
       </w:r>
       <w:r>
         <w:rPr>
@@ -2052,6 +2052,24 @@
           <w:szCs w:val="18"/>
         </w:rPr>
         <w:t xml:space="preserve"> </w:t>
+      </w:r>
+    </w:p>
+    <w:p>
+      <w:pPr>
+        <w:spacing w:line="240" w:lineRule="auto"/>
+        <w:ind w:left="-1134" w:right="-1177"/>
+        <w:jc w:val="both"/>
+      </w:pPr>
+      <w:r>
+        <w:t xml:space="preserve">Для решения проблем можно использовать любые </w:t>
+      </w:r>
+      <w:proofErr w:type="spellStart"/>
+      <w:r>
+        <w:t>датасеты</w:t>
+      </w:r>
+      <w:proofErr w:type="spellEnd"/>
+      <w:r>
+        <w:t xml:space="preserve"> с размеченными машинами, но дополненные собственными размеченными данными с онлайн трансляций перекрестков дорог</w:t>
       </w:r>
     </w:p>
     <w:p>
@@ -2069,28 +2087,90 @@
         <w:rPr>
           <w:sz w:val="18"/>
           <w:szCs w:val="18"/>
-        </w:rPr>
-      </w:pPr>
-      <w:r>
-        <w:rPr>
-          <w:sz w:val="18"/>
-          <w:szCs w:val="18"/>
-          <w:lang w:val="ru-RU"/>
-        </w:rPr>
-        <w:t>Про ограничения</w:t>
-      </w:r>
-    </w:p>
-    <w:p>
-      <w:pPr>
-        <w:spacing w:line="240" w:lineRule="auto"/>
-        <w:ind w:left="-1134" w:right="-1177"/>
-        <w:jc w:val="both"/>
-        <w:rPr>
-          <w:b/>
-          <w:sz w:val="24"/>
-          <w:szCs w:val="24"/>
-        </w:rPr>
-      </w:pPr>
+          <w:lang w:val="ru-RU"/>
+        </w:rPr>
+      </w:pPr>
+      <w:r>
+        <w:rPr>
+          <w:b/>
+          <w:sz w:val="24"/>
+          <w:szCs w:val="24"/>
+        </w:rPr>
+        <w:t>слайд 1</w:t>
+      </w:r>
+      <w:r>
+        <w:rPr>
+          <w:b/>
+          <w:sz w:val="24"/>
+          <w:szCs w:val="24"/>
+          <w:lang w:val="ru-RU"/>
+        </w:rPr>
+        <w:t>2</w:t>
+      </w:r>
+      <w:r>
+        <w:rPr>
+          <w:b/>
+          <w:sz w:val="24"/>
+          <w:szCs w:val="24"/>
+        </w:rPr>
+        <w:t xml:space="preserve"> </w:t>
+      </w:r>
+      <w:r>
+        <w:rPr>
+          <w:sz w:val="16"/>
+          <w:szCs w:val="16"/>
+        </w:rPr>
+        <w:t xml:space="preserve"> </w:t>
+      </w:r>
+      <w:r>
+        <w:rPr>
+          <w:sz w:val="18"/>
+          <w:szCs w:val="18"/>
+        </w:rPr>
+        <w:t xml:space="preserve"> </w:t>
+      </w:r>
+    </w:p>
+    <w:p>
+      <w:pPr>
+        <w:spacing w:line="240" w:lineRule="auto"/>
+        <w:ind w:left="-1134" w:right="-1177"/>
+        <w:jc w:val="both"/>
+        <w:rPr>
+          <w:b/>
+          <w:sz w:val="24"/>
+          <w:szCs w:val="24"/>
+          <w:lang w:val="ru-RU"/>
+        </w:rPr>
+      </w:pPr>
+      <w:proofErr w:type="spellStart"/>
+      <w:r>
+        <w:rPr>
+          <w:b/>
+          <w:sz w:val="24"/>
+          <w:szCs w:val="24"/>
+          <w:lang w:val="en-US"/>
+        </w:rPr>
+        <w:t>Roboflow</w:t>
+      </w:r>
+      <w:proofErr w:type="spellEnd"/>
+      <w:r>
+        <w:rPr>
+          <w:b/>
+          <w:sz w:val="24"/>
+          <w:szCs w:val="24"/>
+          <w:lang w:val="en-US"/>
+        </w:rPr>
+        <w:t xml:space="preserve"> </w:t>
+      </w:r>
+      <w:r>
+        <w:rPr>
+          <w:b/>
+          <w:sz w:val="24"/>
+          <w:szCs w:val="24"/>
+          <w:lang w:val="ru-RU"/>
+        </w:rPr>
+        <w:t>для разметки</w:t>
+      </w:r>
     </w:p>
     <w:p>
       <w:pPr>
@@ -2295,6 +2375,7 @@
         <w:rPr>
           <w:sz w:val="18"/>
           <w:szCs w:val="18"/>
+          <w:lang w:val="ru-RU"/>
         </w:rPr>
       </w:pPr>
       <w:r>
@@ -2330,25 +2411,85 @@
         </w:rPr>
         <w:t>SUMO</w:t>
       </w:r>
-    </w:p>
-    <w:p>
-      <w:pPr>
-        <w:spacing w:line="240" w:lineRule="auto"/>
-        <w:ind w:left="-1134" w:right="-1177"/>
-        <w:jc w:val="both"/>
-        <w:rPr>
-          <w:sz w:val="18"/>
-          <w:szCs w:val="18"/>
-        </w:rPr>
-      </w:pPr>
-    </w:p>
-    <w:p>
-      <w:pPr>
-        <w:spacing w:line="240" w:lineRule="auto"/>
-        <w:ind w:left="-1134" w:right="-1177"/>
-        <w:jc w:val="both"/>
+      <w:r>
+        <w:rPr>
+          <w:sz w:val="18"/>
+          <w:szCs w:val="18"/>
+          <w:lang w:val="ru-RU"/>
+        </w:rPr>
+        <w:t xml:space="preserve"> </w:t>
+      </w:r>
+      <w:r>
         <w:rPr>
           <w:color w:val="000000" w:themeColor="text1"/>
+        </w:rPr>
+        <w:t>э</w:t>
+      </w:r>
+      <w:r>
+        <w:rPr>
+          <w:color w:val="000000" w:themeColor="text1"/>
+        </w:rPr>
+        <w:t xml:space="preserve">то открытый, </w:t>
+      </w:r>
+      <w:proofErr w:type="spellStart"/>
+      <w:r>
+        <w:rPr>
+          <w:color w:val="000000" w:themeColor="text1"/>
+        </w:rPr>
+        <w:t>высокопортативный</w:t>
+      </w:r>
+      <w:proofErr w:type="spellEnd"/>
+      <w:r>
+        <w:rPr>
+          <w:color w:val="000000" w:themeColor="text1"/>
+        </w:rPr>
+        <w:t xml:space="preserve"> </w:t>
+      </w:r>
+      <w:r>
+        <w:rPr>
+          <w:color w:val="000000" w:themeColor="text1"/>
+        </w:rPr>
+        <w:t>пакет симуляции трафика, предназначенный для работы с крупными сетями. Он позволяет проводить симуляцию</w:t>
+      </w:r>
+      <w:r>
+        <w:rPr>
+          <w:color w:val="000000" w:themeColor="text1"/>
+        </w:rPr>
+        <w:t xml:space="preserve">, объединяющую несколько видов транспорта </w:t>
+      </w:r>
+      <w:r>
+        <w:rPr>
+          <w:color w:val="000000" w:themeColor="text1"/>
+        </w:rPr>
+        <w:lastRenderedPageBreak/>
+        <w:t>(легковой, грузовой и т.д.)</w:t>
+      </w:r>
+      <w:r>
+        <w:rPr>
+          <w:color w:val="000000" w:themeColor="text1"/>
+        </w:rPr>
+        <w:t>, включая пешеходов, и оснащается большим набором инструментов для создания сценариев</w:t>
+      </w:r>
+    </w:p>
+    <w:p>
+      <w:pPr>
+        <w:spacing w:line="240" w:lineRule="auto"/>
+        <w:ind w:left="-1134" w:right="-1177"/>
+        <w:jc w:val="both"/>
+        <w:rPr>
+          <w:sz w:val="18"/>
+          <w:szCs w:val="18"/>
+          <w:lang w:val="ru-RU"/>
+        </w:rPr>
+      </w:pPr>
+    </w:p>
+    <w:p>
+      <w:pPr>
+        <w:spacing w:line="240" w:lineRule="auto"/>
+        <w:ind w:left="-1134" w:right="-1177"/>
+        <w:jc w:val="both"/>
+        <w:rPr>
+          <w:color w:val="000000" w:themeColor="text1"/>
           <w:lang w:val="ru-RU"/>
         </w:rPr>
       </w:pPr>
@@ -2395,33 +2536,61 @@
           <w:lang w:val="ru-RU"/>
         </w:rPr>
       </w:pPr>
-    </w:p>
-    <w:p>
-      <w:pPr>
-        <w:spacing w:line="240" w:lineRule="auto"/>
-        <w:ind w:left="-1134" w:right="-1177"/>
-        <w:jc w:val="both"/>
-        <w:rPr>
-          <w:b/>
-          <w:sz w:val="24"/>
-          <w:szCs w:val="24"/>
-        </w:rPr>
-      </w:pPr>
-      <w:r>
-        <w:rPr>
-          <w:b/>
-          <w:sz w:val="24"/>
-          <w:szCs w:val="24"/>
-        </w:rPr>
-        <w:t>с</w:t>
-      </w:r>
-      <w:r>
-        <w:rPr>
-          <w:b/>
-          <w:sz w:val="24"/>
-          <w:szCs w:val="24"/>
-        </w:rPr>
-        <w:t>лайд 1</w:t>
+      <w:proofErr w:type="spellStart"/>
+      <w:r>
+        <w:rPr>
+          <w:sz w:val="18"/>
+          <w:szCs w:val="18"/>
+          <w:lang w:val="ru-RU"/>
+        </w:rPr>
+        <w:t>Пропускнаяя</w:t>
+      </w:r>
+      <w:proofErr w:type="spellEnd"/>
+      <w:r>
+        <w:rPr>
+          <w:sz w:val="18"/>
+          <w:szCs w:val="18"/>
+          <w:lang w:val="ru-RU"/>
+        </w:rPr>
+        <w:t xml:space="preserve"> способность развязки – количество машин, проехавших через развязку с каждой из полос </w:t>
+      </w:r>
+      <w:proofErr w:type="spellStart"/>
+      <w:r>
+        <w:rPr>
+          <w:sz w:val="18"/>
+          <w:szCs w:val="18"/>
+          <w:lang w:val="ru-RU"/>
+        </w:rPr>
+        <w:t>пподходящих</w:t>
+      </w:r>
+      <w:proofErr w:type="spellEnd"/>
+      <w:r>
+        <w:rPr>
+          <w:sz w:val="18"/>
+          <w:szCs w:val="18"/>
+          <w:lang w:val="ru-RU"/>
+        </w:rPr>
+        <w:t xml:space="preserve"> к этому пересечению</w:t>
+      </w:r>
+    </w:p>
+    <w:p>
+      <w:pPr>
+        <w:spacing w:line="240" w:lineRule="auto"/>
+        <w:ind w:left="-1134" w:right="-1177"/>
+        <w:jc w:val="both"/>
+        <w:rPr>
+          <w:b/>
+          <w:sz w:val="24"/>
+          <w:szCs w:val="24"/>
+        </w:rPr>
+      </w:pPr>
+      <w:r>
+        <w:rPr>
+          <w:b/>
+          <w:sz w:val="24"/>
+          <w:szCs w:val="24"/>
+        </w:rPr>
+        <w:t>слайд 1</w:t>
       </w:r>
       <w:r>
         <w:rPr>
@@ -2452,348 +2621,444 @@
           <w:lang w:val="ru-RU"/>
         </w:rPr>
       </w:pPr>
+      <w:r>
+        <w:rPr>
+          <w:sz w:val="18"/>
+          <w:szCs w:val="18"/>
+          <w:lang w:val="ru-RU"/>
+        </w:rPr>
+        <w:t>запускал симуляцию с различными параметрами продолжительности сигнала</w:t>
+      </w:r>
+    </w:p>
+    <w:p>
+      <w:pPr>
+        <w:spacing w:line="240" w:lineRule="auto"/>
+        <w:ind w:left="-1134" w:right="-1177"/>
+        <w:jc w:val="both"/>
+        <w:rPr>
+          <w:sz w:val="18"/>
+          <w:szCs w:val="18"/>
+          <w:lang w:val="ru-RU"/>
+        </w:rPr>
+      </w:pPr>
+      <w:r>
+        <w:rPr>
+          <w:sz w:val="18"/>
+          <w:szCs w:val="18"/>
+          <w:lang w:val="ru-RU"/>
+        </w:rPr>
+        <w:t>По графикам можно определить, что увеличение продолжительности фаз светофора не сильно влияет на среднюю скорость движения автомобиля.</w:t>
+      </w:r>
+    </w:p>
+    <w:p>
+      <w:pPr>
+        <w:spacing w:line="240" w:lineRule="auto"/>
+        <w:ind w:left="-1134" w:right="-1177"/>
+        <w:jc w:val="both"/>
+        <w:rPr>
+          <w:sz w:val="18"/>
+          <w:szCs w:val="18"/>
+          <w:lang w:val="ru-RU"/>
+        </w:rPr>
+      </w:pPr>
+    </w:p>
+    <w:p>
+      <w:pPr>
+        <w:spacing w:line="240" w:lineRule="auto"/>
+        <w:ind w:left="-1134" w:right="-1177"/>
+        <w:jc w:val="both"/>
+        <w:rPr>
+          <w:b/>
+          <w:sz w:val="24"/>
+          <w:szCs w:val="24"/>
+        </w:rPr>
+      </w:pPr>
+      <w:r>
+        <w:rPr>
+          <w:b/>
+          <w:sz w:val="24"/>
+          <w:szCs w:val="24"/>
+        </w:rPr>
+        <w:t xml:space="preserve">слайд 18 </w:t>
+      </w:r>
+    </w:p>
+    <w:p>
+      <w:pPr>
+        <w:spacing w:line="240" w:lineRule="auto"/>
+        <w:ind w:left="-1134" w:right="-1177"/>
+        <w:jc w:val="both"/>
+        <w:rPr>
+          <w:b/>
+          <w:sz w:val="24"/>
+          <w:szCs w:val="24"/>
+          <w:lang w:val="ru-RU"/>
+        </w:rPr>
+      </w:pPr>
+      <w:r>
+        <w:rPr>
+          <w:b/>
+          <w:sz w:val="24"/>
+          <w:szCs w:val="24"/>
+          <w:lang w:val="ru-RU"/>
+        </w:rPr>
+        <w:t>запускал симуляции для различных продолжительностей и различного количества машин в симуляции</w:t>
+      </w:r>
+    </w:p>
+    <w:p>
+      <w:pPr>
+        <w:spacing w:line="240" w:lineRule="auto"/>
+        <w:ind w:left="-1134" w:right="-1177"/>
+        <w:jc w:val="both"/>
+        <w:rPr>
+          <w:color w:val="000000" w:themeColor="text1"/>
+        </w:rPr>
+      </w:pPr>
+      <w:r>
+        <w:rPr>
+          <w:color w:val="000000" w:themeColor="text1"/>
+        </w:rPr>
+        <w:t>По результатам симуляций можно сказать, что увеличение продолжительности фаз светофора не влияет на количество машин, проехавших светофор</w:t>
+      </w:r>
+    </w:p>
+    <w:p>
+      <w:pPr>
+        <w:spacing w:line="240" w:lineRule="auto"/>
+        <w:ind w:left="-1134" w:right="-1177"/>
+        <w:jc w:val="both"/>
+        <w:rPr>
+          <w:sz w:val="18"/>
+          <w:szCs w:val="18"/>
+          <w:lang w:val="ru-RU"/>
+        </w:rPr>
+      </w:pPr>
+      <w:r>
+        <w:rPr>
+          <w:b/>
+          <w:sz w:val="24"/>
+          <w:szCs w:val="24"/>
+          <w:lang w:val="ru-RU"/>
+        </w:rPr>
+        <w:t xml:space="preserve">Чтобы улучшить </w:t>
+      </w:r>
+      <w:r>
+        <w:rPr>
+          <w:b/>
+          <w:sz w:val="24"/>
+          <w:szCs w:val="24"/>
+          <w:lang w:val="ru-RU"/>
+        </w:rPr>
+        <w:t xml:space="preserve">результаты анализа нужно </w:t>
+      </w:r>
+      <w:r>
+        <w:rPr>
+          <w:b/>
+          <w:sz w:val="24"/>
+          <w:szCs w:val="24"/>
+          <w:lang w:val="ru-RU"/>
+        </w:rPr>
+        <w:t>запускать симуляции неск</w:t>
+      </w:r>
+      <w:r>
+        <w:rPr>
+          <w:b/>
+          <w:sz w:val="24"/>
+          <w:szCs w:val="24"/>
+          <w:lang w:val="ru-RU"/>
+        </w:rPr>
+        <w:t>олько раз и брать средний резул</w:t>
+      </w:r>
+      <w:r>
+        <w:rPr>
+          <w:b/>
+          <w:sz w:val="24"/>
+          <w:szCs w:val="24"/>
+          <w:lang w:val="ru-RU"/>
+        </w:rPr>
+        <w:t>ьтат</w:t>
+      </w:r>
+    </w:p>
+    <w:p>
+      <w:pPr>
+        <w:spacing w:line="240" w:lineRule="auto"/>
+        <w:ind w:left="-1134" w:right="-1177"/>
+        <w:jc w:val="both"/>
+        <w:rPr>
+          <w:sz w:val="18"/>
+          <w:szCs w:val="18"/>
+          <w:lang w:val="ru-RU"/>
+        </w:rPr>
+      </w:pPr>
+    </w:p>
+    <w:p>
+      <w:pPr>
+        <w:spacing w:line="240" w:lineRule="auto"/>
+        <w:ind w:left="-1134" w:right="-1177"/>
+        <w:jc w:val="both"/>
+        <w:rPr>
+          <w:sz w:val="18"/>
+          <w:szCs w:val="18"/>
+          <w:lang w:val="ru-RU"/>
+        </w:rPr>
+      </w:pPr>
+      <w:r>
+        <w:rPr>
+          <w:b/>
+          <w:sz w:val="24"/>
+          <w:szCs w:val="24"/>
+        </w:rPr>
+        <w:t xml:space="preserve">слайд 19 </w:t>
+      </w:r>
+      <w:r>
+        <w:rPr>
+          <w:sz w:val="18"/>
+          <w:szCs w:val="18"/>
+          <w:lang w:val="ru-RU"/>
+        </w:rPr>
+        <w:t xml:space="preserve">для продолжения работы </w:t>
+      </w:r>
+      <w:r>
+        <w:rPr>
+          <w:sz w:val="18"/>
+          <w:szCs w:val="18"/>
+          <w:lang w:val="ru-RU"/>
+        </w:rPr>
+        <w:br/>
+      </w:r>
+      <w:r>
+        <w:rPr>
+          <w:sz w:val="18"/>
+          <w:szCs w:val="18"/>
+          <w:lang w:val="ru-RU"/>
+        </w:rPr>
+        <w:t></w:t>
+      </w:r>
+      <w:r>
+        <w:rPr>
+          <w:sz w:val="18"/>
+          <w:szCs w:val="18"/>
+          <w:lang w:val="ru-RU"/>
+        </w:rPr>
+        <w:tab/>
+        <w:t xml:space="preserve">разметить данные для создания подходящего </w:t>
+      </w:r>
+      <w:proofErr w:type="spellStart"/>
+      <w:r>
+        <w:rPr>
+          <w:sz w:val="18"/>
+          <w:szCs w:val="18"/>
+          <w:lang w:val="ru-RU"/>
+        </w:rPr>
+        <w:t>датасета</w:t>
+      </w:r>
+      <w:proofErr w:type="spellEnd"/>
+      <w:r>
+        <w:rPr>
+          <w:sz w:val="18"/>
+          <w:szCs w:val="18"/>
+          <w:lang w:val="ru-RU"/>
+        </w:rPr>
+        <w:t>,</w:t>
+      </w:r>
+    </w:p>
+    <w:p>
+      <w:pPr>
+        <w:spacing w:line="240" w:lineRule="auto"/>
+        <w:ind w:left="-1134" w:right="-1177"/>
+        <w:jc w:val="both"/>
+        <w:rPr>
+          <w:sz w:val="18"/>
+          <w:szCs w:val="18"/>
+          <w:lang w:val="ru-RU"/>
+        </w:rPr>
+      </w:pPr>
+      <w:r>
+        <w:rPr>
+          <w:sz w:val="18"/>
+          <w:szCs w:val="18"/>
+          <w:lang w:val="ru-RU"/>
+        </w:rPr>
+        <w:t></w:t>
+      </w:r>
+      <w:r>
+        <w:rPr>
+          <w:sz w:val="18"/>
+          <w:szCs w:val="18"/>
+          <w:lang w:val="ru-RU"/>
+        </w:rPr>
+        <w:tab/>
+        <w:t>реализовать модель по типу YOLO, для множественного обнаружения объектов на изображении,</w:t>
+      </w:r>
+    </w:p>
+    <w:p>
+      <w:pPr>
+        <w:spacing w:line="240" w:lineRule="auto"/>
+        <w:ind w:left="-1134" w:right="-1177"/>
+        <w:jc w:val="both"/>
+        <w:rPr>
+          <w:sz w:val="18"/>
+          <w:szCs w:val="18"/>
+          <w:lang w:val="ru-RU"/>
+        </w:rPr>
+      </w:pPr>
+      <w:r>
+        <w:rPr>
+          <w:sz w:val="18"/>
+          <w:szCs w:val="18"/>
+          <w:lang w:val="ru-RU"/>
+        </w:rPr>
+        <w:t></w:t>
+      </w:r>
+      <w:r>
+        <w:rPr>
+          <w:sz w:val="18"/>
+          <w:szCs w:val="18"/>
+          <w:lang w:val="ru-RU"/>
+        </w:rPr>
+        <w:tab/>
+        <w:t>разработать алгоритм для управления фазами.</w:t>
+      </w:r>
+    </w:p>
+    <w:p>
+      <w:pPr>
+        <w:spacing w:line="240" w:lineRule="auto"/>
+        <w:ind w:left="-1134" w:right="-1177"/>
+        <w:jc w:val="both"/>
+        <w:rPr>
+          <w:sz w:val="24"/>
+          <w:szCs w:val="24"/>
+          <w:lang w:val="ru-RU"/>
+        </w:rPr>
+      </w:pPr>
+    </w:p>
+    <w:p>
+      <w:pPr>
+        <w:spacing w:line="240" w:lineRule="auto"/>
+        <w:ind w:left="-1134" w:right="-1177"/>
+        <w:jc w:val="both"/>
+        <w:rPr>
+          <w:sz w:val="24"/>
+          <w:szCs w:val="24"/>
+          <w:lang w:val="ru-RU"/>
+        </w:rPr>
+      </w:pPr>
+    </w:p>
+    <w:p>
+      <w:pPr>
+        <w:spacing w:line="240" w:lineRule="auto"/>
+        <w:ind w:left="-1134" w:right="-1177"/>
+        <w:jc w:val="both"/>
+        <w:rPr>
+          <w:sz w:val="24"/>
+          <w:szCs w:val="24"/>
+          <w:lang w:val="ru-RU"/>
+        </w:rPr>
+      </w:pPr>
+    </w:p>
+    <w:p>
+      <w:pPr>
+        <w:spacing w:line="240" w:lineRule="auto"/>
+        <w:ind w:left="-1134" w:right="-1177"/>
+        <w:jc w:val="both"/>
+        <w:rPr>
+          <w:sz w:val="24"/>
+          <w:szCs w:val="24"/>
+          <w:lang w:val="ru-RU"/>
+        </w:rPr>
+      </w:pPr>
+    </w:p>
+    <w:p>
+      <w:pPr>
+        <w:spacing w:line="240" w:lineRule="auto"/>
+        <w:ind w:left="-1134" w:right="-1177"/>
+        <w:jc w:val="both"/>
+        <w:rPr>
+          <w:sz w:val="24"/>
+          <w:szCs w:val="24"/>
+          <w:lang w:val="ru-RU"/>
+        </w:rPr>
+      </w:pPr>
+    </w:p>
+    <w:p>
+      <w:pPr>
+        <w:spacing w:line="240" w:lineRule="auto"/>
+        <w:ind w:left="-1134" w:right="-1177"/>
+        <w:jc w:val="both"/>
+        <w:rPr>
+          <w:sz w:val="24"/>
+          <w:szCs w:val="24"/>
+          <w:lang w:val="ru-RU"/>
+        </w:rPr>
+      </w:pPr>
+    </w:p>
+    <w:p>
+      <w:pPr>
+        <w:spacing w:line="240" w:lineRule="auto"/>
+        <w:ind w:left="-1134" w:right="-1177"/>
+        <w:jc w:val="both"/>
+        <w:rPr>
+          <w:sz w:val="24"/>
+          <w:szCs w:val="24"/>
+          <w:lang w:val="ru-RU"/>
+        </w:rPr>
+      </w:pPr>
+    </w:p>
+    <w:p>
+      <w:pPr>
+        <w:spacing w:line="240" w:lineRule="auto"/>
+        <w:ind w:left="-1134" w:right="-1177"/>
+        <w:jc w:val="both"/>
+        <w:rPr>
+          <w:sz w:val="24"/>
+          <w:szCs w:val="24"/>
+          <w:lang w:val="ru-RU"/>
+        </w:rPr>
+      </w:pPr>
+    </w:p>
+    <w:p>
+      <w:pPr>
+        <w:spacing w:line="240" w:lineRule="auto"/>
+        <w:ind w:left="-1134" w:right="-1177"/>
+        <w:jc w:val="both"/>
+        <w:rPr>
+          <w:sz w:val="24"/>
+          <w:szCs w:val="24"/>
+          <w:lang w:val="ru-RU"/>
+        </w:rPr>
+      </w:pPr>
+    </w:p>
+    <w:p>
+      <w:pPr>
+        <w:spacing w:line="240" w:lineRule="auto"/>
+        <w:ind w:left="-1134" w:right="-1177"/>
+        <w:jc w:val="both"/>
+        <w:rPr>
+          <w:sz w:val="24"/>
+          <w:szCs w:val="24"/>
+          <w:lang w:val="ru-RU"/>
+        </w:rPr>
+      </w:pPr>
+    </w:p>
+    <w:p>
+      <w:pPr>
+        <w:spacing w:line="240" w:lineRule="auto"/>
+        <w:ind w:left="-1134" w:right="-1177"/>
+        <w:jc w:val="both"/>
+        <w:rPr>
+          <w:sz w:val="24"/>
+          <w:szCs w:val="24"/>
+          <w:lang w:val="ru-RU"/>
+        </w:rPr>
+      </w:pPr>
+      <w:r>
+        <w:rPr>
+          <w:sz w:val="24"/>
+          <w:szCs w:val="24"/>
+          <w:lang w:val="ru-RU"/>
+        </w:rPr>
+        <w:t>Добавить метрику пробок во время симуляции (сравнить работу модели ещё и по ней)</w:t>
+      </w:r>
       <w:bookmarkStart w:id="0" w:name="_GoBack"/>
       <w:bookmarkEnd w:id="0"/>
-      <w:r>
-        <w:rPr>
-          <w:sz w:val="18"/>
-          <w:szCs w:val="18"/>
-        </w:rPr>
-        <w:lastRenderedPageBreak/>
-        <w:t xml:space="preserve">По результатам сегментации видеоряда, можно сделать вывод, что сегментация модели на данных из открытого доступа работает, но точность определения объектов очень нестабильна </w:t>
-      </w:r>
-    </w:p>
-    <w:p>
-      <w:pPr>
-        <w:spacing w:line="240" w:lineRule="auto"/>
-        <w:ind w:left="-1134" w:right="-1177"/>
-        <w:jc w:val="both"/>
-        <w:rPr>
-          <w:sz w:val="18"/>
-          <w:szCs w:val="18"/>
-          <w:lang w:val="ru-RU"/>
-        </w:rPr>
-      </w:pPr>
-      <w:r>
-        <w:rPr>
-          <w:b/>
-          <w:sz w:val="24"/>
-          <w:szCs w:val="24"/>
-        </w:rPr>
-        <w:t xml:space="preserve">слайд 18 </w:t>
-      </w:r>
-      <w:r>
-        <w:rPr>
-          <w:sz w:val="18"/>
-          <w:szCs w:val="18"/>
-        </w:rPr>
-        <w:t xml:space="preserve">По результатам сегментации видеоряда, можно сделать вывод, что сегментация модели на данных из открытого доступа работает, но точность определения объектов очень нестабильна </w:t>
-      </w:r>
-    </w:p>
-    <w:p>
-      <w:pPr>
-        <w:spacing w:line="240" w:lineRule="auto"/>
-        <w:ind w:left="-1134" w:right="-1177"/>
-        <w:jc w:val="both"/>
-        <w:rPr>
-          <w:sz w:val="18"/>
-          <w:szCs w:val="18"/>
-          <w:lang w:val="ru-RU"/>
-        </w:rPr>
-      </w:pPr>
-    </w:p>
-    <w:p>
-      <w:pPr>
-        <w:spacing w:line="240" w:lineRule="auto"/>
-        <w:ind w:left="-1134" w:right="-1177"/>
-        <w:jc w:val="both"/>
-        <w:rPr>
-          <w:sz w:val="18"/>
-          <w:szCs w:val="18"/>
-          <w:lang w:val="ru-RU"/>
-        </w:rPr>
-      </w:pPr>
-      <w:r>
-        <w:rPr>
-          <w:b/>
-          <w:sz w:val="24"/>
-          <w:szCs w:val="24"/>
-        </w:rPr>
-        <w:t xml:space="preserve">слайд 19 </w:t>
-      </w:r>
-      <w:r>
-        <w:rPr>
-          <w:sz w:val="18"/>
-          <w:szCs w:val="18"/>
-          <w:lang w:val="ru-RU"/>
-        </w:rPr>
-        <w:t xml:space="preserve">для продолжения работы </w:t>
-      </w:r>
-      <w:r>
-        <w:rPr>
-          <w:sz w:val="18"/>
-          <w:szCs w:val="18"/>
-          <w:lang w:val="ru-RU"/>
-        </w:rPr>
-        <w:br/>
-      </w:r>
-      <w:r>
-        <w:rPr>
-          <w:sz w:val="18"/>
-          <w:szCs w:val="18"/>
-          <w:lang w:val="ru-RU"/>
-        </w:rPr>
-        <w:t></w:t>
-      </w:r>
-      <w:r>
-        <w:rPr>
-          <w:sz w:val="18"/>
-          <w:szCs w:val="18"/>
-          <w:lang w:val="ru-RU"/>
-        </w:rPr>
-        <w:tab/>
-        <w:t xml:space="preserve">разметить данные для создания подходящего </w:t>
-      </w:r>
-      <w:proofErr w:type="spellStart"/>
-      <w:r>
-        <w:rPr>
-          <w:sz w:val="18"/>
-          <w:szCs w:val="18"/>
-          <w:lang w:val="ru-RU"/>
-        </w:rPr>
-        <w:t>датасета</w:t>
-      </w:r>
-      <w:proofErr w:type="spellEnd"/>
-      <w:r>
-        <w:rPr>
-          <w:sz w:val="18"/>
-          <w:szCs w:val="18"/>
-          <w:lang w:val="ru-RU"/>
-        </w:rPr>
-        <w:t>,</w:t>
-      </w:r>
-    </w:p>
-    <w:p>
-      <w:pPr>
-        <w:spacing w:line="240" w:lineRule="auto"/>
-        <w:ind w:left="-1134" w:right="-1177"/>
-        <w:jc w:val="both"/>
-        <w:rPr>
-          <w:sz w:val="18"/>
-          <w:szCs w:val="18"/>
-          <w:lang w:val="ru-RU"/>
-        </w:rPr>
-      </w:pPr>
-      <w:r>
-        <w:rPr>
-          <w:sz w:val="18"/>
-          <w:szCs w:val="18"/>
-          <w:lang w:val="ru-RU"/>
-        </w:rPr>
-        <w:t></w:t>
-      </w:r>
-      <w:r>
-        <w:rPr>
-          <w:sz w:val="18"/>
-          <w:szCs w:val="18"/>
-          <w:lang w:val="ru-RU"/>
-        </w:rPr>
-        <w:tab/>
-        <w:t>реализовать модель по типу YOLO, для множественного обнаружения объектов на изображении,</w:t>
-      </w:r>
-    </w:p>
-    <w:p>
-      <w:pPr>
-        <w:spacing w:line="240" w:lineRule="auto"/>
-        <w:ind w:left="-1134" w:right="-1177"/>
-        <w:jc w:val="both"/>
-        <w:rPr>
-          <w:sz w:val="18"/>
-          <w:szCs w:val="18"/>
-          <w:lang w:val="ru-RU"/>
-        </w:rPr>
-      </w:pPr>
-      <w:r>
-        <w:rPr>
-          <w:sz w:val="18"/>
-          <w:szCs w:val="18"/>
-          <w:lang w:val="ru-RU"/>
-        </w:rPr>
-        <w:t></w:t>
-      </w:r>
-      <w:r>
-        <w:rPr>
-          <w:sz w:val="18"/>
-          <w:szCs w:val="18"/>
-          <w:lang w:val="ru-RU"/>
-        </w:rPr>
-        <w:tab/>
-        <w:t>разработать алгоритм для управления фазами.</w:t>
-      </w:r>
-    </w:p>
-    <w:p>
-      <w:pPr>
-        <w:spacing w:line="240" w:lineRule="auto"/>
-        <w:ind w:left="-1134" w:right="-1177"/>
-        <w:jc w:val="both"/>
-        <w:rPr>
-          <w:sz w:val="24"/>
-          <w:szCs w:val="24"/>
-          <w:lang w:val="ru-RU"/>
-        </w:rPr>
-      </w:pPr>
-    </w:p>
-    <w:p>
-      <w:pPr>
-        <w:spacing w:line="240" w:lineRule="auto"/>
-        <w:ind w:left="-1134" w:right="-1177"/>
-        <w:jc w:val="both"/>
-        <w:rPr>
-          <w:sz w:val="24"/>
-          <w:szCs w:val="24"/>
-          <w:lang w:val="ru-RU"/>
-        </w:rPr>
-      </w:pPr>
-    </w:p>
-    <w:p>
-      <w:pPr>
-        <w:spacing w:line="240" w:lineRule="auto"/>
-        <w:ind w:left="-1134" w:right="-1177"/>
-        <w:jc w:val="both"/>
-        <w:rPr>
-          <w:sz w:val="24"/>
-          <w:szCs w:val="24"/>
-          <w:lang w:val="ru-RU"/>
-        </w:rPr>
-      </w:pPr>
-    </w:p>
-    <w:p>
-      <w:pPr>
-        <w:spacing w:line="240" w:lineRule="auto"/>
-        <w:ind w:left="-1134" w:right="-1177"/>
-        <w:jc w:val="both"/>
-        <w:rPr>
-          <w:sz w:val="24"/>
-          <w:szCs w:val="24"/>
-          <w:lang w:val="ru-RU"/>
-        </w:rPr>
-      </w:pPr>
-    </w:p>
-    <w:p>
-      <w:pPr>
-        <w:spacing w:line="240" w:lineRule="auto"/>
-        <w:ind w:left="-1134" w:right="-1177"/>
-        <w:jc w:val="both"/>
-        <w:rPr>
-          <w:sz w:val="24"/>
-          <w:szCs w:val="24"/>
-          <w:lang w:val="ru-RU"/>
-        </w:rPr>
-      </w:pPr>
-    </w:p>
-    <w:p>
-      <w:pPr>
-        <w:spacing w:line="240" w:lineRule="auto"/>
-        <w:ind w:left="-1134" w:right="-1177"/>
-        <w:jc w:val="both"/>
-        <w:rPr>
-          <w:sz w:val="24"/>
-          <w:szCs w:val="24"/>
-          <w:lang w:val="ru-RU"/>
-        </w:rPr>
-      </w:pPr>
-    </w:p>
-    <w:p>
-      <w:pPr>
-        <w:spacing w:line="240" w:lineRule="auto"/>
-        <w:ind w:left="-1134" w:right="-1177"/>
-        <w:jc w:val="both"/>
-        <w:rPr>
-          <w:sz w:val="24"/>
-          <w:szCs w:val="24"/>
-          <w:lang w:val="ru-RU"/>
-        </w:rPr>
-      </w:pPr>
-    </w:p>
-    <w:p>
-      <w:pPr>
-        <w:spacing w:line="240" w:lineRule="auto"/>
-        <w:ind w:left="-1134" w:right="-1177"/>
-        <w:jc w:val="both"/>
-        <w:rPr>
-          <w:sz w:val="24"/>
-          <w:szCs w:val="24"/>
-          <w:lang w:val="ru-RU"/>
-        </w:rPr>
-      </w:pPr>
-    </w:p>
-    <w:p>
-      <w:pPr>
-        <w:spacing w:line="240" w:lineRule="auto"/>
-        <w:ind w:left="-1134" w:right="-1177"/>
-        <w:jc w:val="both"/>
-        <w:rPr>
-          <w:sz w:val="24"/>
-          <w:szCs w:val="24"/>
-          <w:lang w:val="ru-RU"/>
-        </w:rPr>
-      </w:pPr>
-    </w:p>
-    <w:p>
-      <w:pPr>
-        <w:spacing w:line="240" w:lineRule="auto"/>
-        <w:ind w:left="-1134" w:right="-1177"/>
-        <w:jc w:val="both"/>
-        <w:rPr>
-          <w:sz w:val="24"/>
-          <w:szCs w:val="24"/>
-          <w:lang w:val="ru-RU"/>
-        </w:rPr>
-      </w:pPr>
-    </w:p>
-    <w:p>
-      <w:pPr>
-        <w:spacing w:line="240" w:lineRule="auto"/>
-        <w:ind w:left="-1134" w:right="-1177"/>
-        <w:jc w:val="both"/>
-        <w:rPr>
-          <w:sz w:val="24"/>
-          <w:szCs w:val="24"/>
-          <w:lang w:val="ru-RU"/>
-        </w:rPr>
-      </w:pPr>
-    </w:p>
-    <w:p>
-      <w:pPr>
-        <w:spacing w:line="240" w:lineRule="auto"/>
-        <w:ind w:left="-1134" w:right="-1177"/>
-        <w:jc w:val="both"/>
-        <w:rPr>
-          <w:sz w:val="24"/>
-          <w:szCs w:val="24"/>
-          <w:lang w:val="ru-RU"/>
-        </w:rPr>
-      </w:pPr>
-      <w:r>
-        <w:rPr>
-          <w:sz w:val="24"/>
-          <w:szCs w:val="24"/>
-          <w:lang w:val="ru-RU"/>
-        </w:rPr>
-        <w:t> бесплатный пакет программного обеспечения с открытым исходным кодом для моделирования транспортных потоков.</w:t>
-      </w:r>
-    </w:p>
-    <w:p>
-      <w:pPr>
-        <w:spacing w:line="240" w:lineRule="auto"/>
-        <w:ind w:left="-1134" w:right="-1177"/>
-        <w:jc w:val="both"/>
-        <w:rPr>
-          <w:sz w:val="24"/>
-          <w:szCs w:val="24"/>
-          <w:lang w:val="ru-RU"/>
-        </w:rPr>
-      </w:pPr>
     </w:p>
     <w:sectPr>
       <w:pgSz w:w="11909" w:h="16834"/>
@@ -3782,7 +4047,7 @@
   </w:latentStyles>
   <w:style w:type="paragraph" w:default="1" w:styleId="a">
     <w:name w:val="Normal"/>
-    <w:rsid w:val="00FC630B"/>
+    <w:rsid w:val="00F43059"/>
     <w:pPr>
       <w:spacing w:after="0" w:line="276" w:lineRule="auto"/>
     </w:pPr>
@@ -3794,6 +4059,7 @@
   <w:style w:type="character" w:default="1" w:styleId="a0">
     <w:name w:val="Default Paragraph Font"/>
     <w:uiPriority w:val="1"/>
+    <w:semiHidden/>
     <w:unhideWhenUsed/>
   </w:style>
   <w:style w:type="table" w:default="1" w:styleId="a1">
